--- a/AppWeb1_TP3/Informe_TP3.docx
+++ b/AppWeb1_TP3/Informe_TP3.docx
@@ -175,38 +175,12 @@
       </w:r>
       <w:r>
         <w:rPr>
-          <w:sz w:val="32"/>
-          <w:szCs w:val="32"/>
-          <w:shd w:val="clear" w:color="auto" w:fill="FFFF00"/>
-        </w:rPr>
-        <w:t>IES21</w:t>
-      </w:r>
-    </w:p>
-    <w:p>
-      <w:pPr>
-        <w:spacing w:after="100"/>
-        <w:ind w:left="800"/>
-        <w:rPr>
-          <w:sz w:val="32"/>
-          <w:szCs w:val="32"/>
-        </w:rPr>
-      </w:pPr>
-      <w:r>
-        <w:rPr>
           <w:b/>
           <w:bCs/>
           <w:sz w:val="32"/>
           <w:szCs w:val="32"/>
         </w:rPr>
-        <w:t xml:space="preserve">Carrera: </w:t>
-      </w:r>
-      <w:r>
-        <w:rPr>
-          <w:sz w:val="32"/>
-          <w:szCs w:val="32"/>
-          <w:shd w:val="clear" w:color="auto" w:fill="FFFF00"/>
-        </w:rPr>
-        <w:t>Analista en Sistemas</w:t>
+        <w:t>IES21</w:t>
       </w:r>
     </w:p>
     <w:p>
@@ -225,25 +199,8 @@
           <w:sz w:val="32"/>
           <w:szCs w:val="32"/>
         </w:rPr>
-        <w:t xml:space="preserve">Materia: </w:t>
-      </w:r>
-      <w:r>
-        <w:rPr>
-          <w:sz w:val="32"/>
-          <w:szCs w:val="32"/>
-        </w:rPr>
-        <w:t>Aplicaciones Web 1</w:t>
-      </w:r>
-    </w:p>
-    <w:p>
-      <w:pPr>
-        <w:spacing w:after="100"/>
-        <w:ind w:left="800"/>
-        <w:rPr>
-          <w:sz w:val="32"/>
-          <w:szCs w:val="32"/>
-        </w:rPr>
-      </w:pPr>
+        <w:t xml:space="preserve">Carrera: </w:t>
+      </w:r>
       <w:r>
         <w:rPr>
           <w:b/>
@@ -251,23 +208,7 @@
           <w:sz w:val="32"/>
           <w:szCs w:val="32"/>
         </w:rPr>
-        <w:t xml:space="preserve">Profesor: </w:t>
-      </w:r>
-      <w:proofErr w:type="spellStart"/>
-      <w:r>
-        <w:rPr>
-          <w:sz w:val="32"/>
-          <w:szCs w:val="32"/>
-        </w:rPr>
-        <w:t>Andres</w:t>
-      </w:r>
-      <w:proofErr w:type="spellEnd"/>
-      <w:r>
-        <w:rPr>
-          <w:sz w:val="32"/>
-          <w:szCs w:val="32"/>
-        </w:rPr>
-        <w:t xml:space="preserve"> Senn</w:t>
+        <w:t>Analista en Sistemas</w:t>
       </w:r>
     </w:p>
     <w:p>
@@ -286,24 +227,67 @@
           <w:sz w:val="32"/>
           <w:szCs w:val="32"/>
         </w:rPr>
-        <w:t xml:space="preserve">Alumno: </w:t>
+        <w:t xml:space="preserve">Materia: </w:t>
       </w:r>
       <w:r>
         <w:rPr>
           <w:sz w:val="32"/>
           <w:szCs w:val="32"/>
         </w:rPr>
-        <w:t xml:space="preserve">Francisco </w:t>
-      </w:r>
-      <w:proofErr w:type="spellStart"/>
-      <w:r>
+        <w:t>Aplicaciones Web 1</w:t>
+      </w:r>
+    </w:p>
+    <w:p>
+      <w:pPr>
+        <w:spacing w:after="100"/>
+        <w:ind w:left="800"/>
         <w:rPr>
           <w:sz w:val="32"/>
           <w:szCs w:val="32"/>
         </w:rPr>
-        <w:t>Valdomero</w:t>
-      </w:r>
-      <w:proofErr w:type="spellEnd"/>
+      </w:pPr>
+      <w:r>
+        <w:rPr>
+          <w:b/>
+          <w:bCs/>
+          <w:sz w:val="32"/>
+          <w:szCs w:val="32"/>
+        </w:rPr>
+        <w:t xml:space="preserve">Profesor: </w:t>
+      </w:r>
+      <w:r>
+        <w:rPr>
+          <w:sz w:val="32"/>
+          <w:szCs w:val="32"/>
+        </w:rPr>
+        <w:t>Andres Senn</w:t>
+      </w:r>
+    </w:p>
+    <w:p>
+      <w:pPr>
+        <w:spacing w:after="100"/>
+        <w:ind w:left="800"/>
+        <w:rPr>
+          <w:sz w:val="32"/>
+          <w:szCs w:val="32"/>
+        </w:rPr>
+      </w:pPr>
+      <w:r>
+        <w:rPr>
+          <w:b/>
+          <w:bCs/>
+          <w:sz w:val="32"/>
+          <w:szCs w:val="32"/>
+        </w:rPr>
+        <w:t xml:space="preserve">Alumno: </w:t>
+      </w:r>
+      <w:r>
+        <w:rPr>
+          <w:sz w:val="32"/>
+          <w:szCs w:val="32"/>
+        </w:rPr>
+        <w:t>Francisco Valdomero</w:t>
+      </w:r>
     </w:p>
     <w:p>
       <w:pPr>
@@ -815,15 +799,7 @@
         <w:pStyle w:val="Subttulo"/>
       </w:pPr>
       <w:r>
-        <w:t xml:space="preserve">Proyecto web de catálogo y ventas online · </w:t>
-      </w:r>
-      <w:proofErr w:type="gramStart"/>
-      <w:r>
-        <w:t>Octubre</w:t>
-      </w:r>
-      <w:proofErr w:type="gramEnd"/>
-      <w:r>
-        <w:t xml:space="preserve"> de 2026</w:t>
+        <w:t>Proyecto web de catálogo y ventas online · Octubre de 2026</w:t>
       </w:r>
     </w:p>
     <w:p>
@@ -849,30 +825,104 @@
         </w:rPr>
         <w:t xml:space="preserve">Panadería Al Paso es un proyecto web que busca digitalizar el catálogo de una panadería de barrio, permitir el registro de clientes y preparar la compra online de sus productos. Este informe documenta los cambios realizados: se revisó el proyecto original (seis páginas HTML sin estilos), se corrigieron errores de estructura, rutas, formularios y accesibilidad, y se creó la hoja de estilos </w:t>
       </w:r>
-      <w:proofErr w:type="spellStart"/>
       <w:r>
         <w:rPr>
           <w:rFonts w:eastAsia="Consolas"/>
           <w:sz w:val="24"/>
           <w:szCs w:val="24"/>
         </w:rPr>
+        <w:t>css/styles.css</w:t>
+      </w:r>
+      <w:r>
+        <w:rPr>
+          <w:sz w:val="24"/>
+          <w:szCs w:val="24"/>
+        </w:rPr>
+        <w:t xml:space="preserve"> con un diseño responsive. Luego se realizaron ajustes puntuales en el catálogo, la ubicación, el menú y la tabla del carrito, y se verificó el resultado.</w:t>
+      </w:r>
+    </w:p>
+    <w:p>
+      <w:pPr>
+        <w:spacing w:after="120"/>
+        <w:rPr>
+          <w:sz w:val="24"/>
+          <w:szCs w:val="24"/>
+        </w:rPr>
+      </w:pPr>
+      <w:r>
+        <w:rPr>
+          <w:sz w:val="24"/>
+          <w:szCs w:val="24"/>
+        </w:rPr>
+        <w:t xml:space="preserve">No se agregó JavaScript ni backend. Todos los estilos se encuentran en el archivo </w:t>
+      </w:r>
+      <w:r>
+        <w:rPr>
+          <w:rFonts w:eastAsia="Consolas"/>
+          <w:sz w:val="24"/>
+          <w:szCs w:val="24"/>
+        </w:rPr>
+        <w:t>styles.css</w:t>
+      </w:r>
+      <w:r>
+        <w:rPr>
+          <w:sz w:val="24"/>
+          <w:szCs w:val="24"/>
+        </w:rPr>
+        <w:t xml:space="preserve">, dentro de la carpeta </w:t>
+      </w:r>
+      <w:r>
+        <w:rPr>
+          <w:rFonts w:eastAsia="Consolas"/>
+          <w:sz w:val="24"/>
+          <w:szCs w:val="24"/>
+        </w:rPr>
         <w:t>css</w:t>
       </w:r>
-      <w:proofErr w:type="spellEnd"/>
+      <w:r>
+        <w:rPr>
+          <w:sz w:val="24"/>
+          <w:szCs w:val="24"/>
+        </w:rPr>
+        <w:t xml:space="preserve">, y los archivos HTML no contienen estilos propios. Las imágenes utilizadas están en la carpeta </w:t>
+      </w:r>
       <w:r>
         <w:rPr>
           <w:rFonts w:eastAsia="Consolas"/>
           <w:sz w:val="24"/>
           <w:szCs w:val="24"/>
         </w:rPr>
-        <w:t>/styles.css</w:t>
-      </w:r>
-      <w:r>
-        <w:rPr>
-          <w:sz w:val="24"/>
-          <w:szCs w:val="24"/>
-        </w:rPr>
-        <w:t xml:space="preserve"> con un diseño responsive. Luego se realizaron ajustes puntuales en el catálogo, la ubicación, el menú y la tabla del carrito, y se verificó el resultado.</w:t>
+        <w:t>recursos/imagenes</w:t>
+      </w:r>
+      <w:r>
+        <w:rPr>
+          <w:sz w:val="24"/>
+          <w:szCs w:val="24"/>
+        </w:rPr>
+        <w:t xml:space="preserve"> del proyecto, y el resultado visual puede consultarse abriendo </w:t>
+      </w:r>
+      <w:r>
+        <w:rPr>
+          <w:rFonts w:eastAsia="Consolas"/>
+          <w:sz w:val="24"/>
+          <w:szCs w:val="24"/>
+        </w:rPr>
+        <w:t>index.html</w:t>
+      </w:r>
+      <w:r>
+        <w:rPr>
+          <w:sz w:val="24"/>
+          <w:szCs w:val="24"/>
+        </w:rPr>
+        <w:t xml:space="preserve"> en el navegador.</w:t>
+      </w:r>
+    </w:p>
+    <w:p>
+      <w:pPr>
+        <w:pStyle w:val="Ttulo1"/>
+      </w:pPr>
+      <w:r>
+        <w:t>2. Estructura final del proyecto</w:t>
       </w:r>
     </w:p>
     <w:p>
@@ -888,23 +938,7 @@
           <w:sz w:val="24"/>
           <w:szCs w:val="24"/>
         </w:rPr>
-        <w:t xml:space="preserve">No se agregó JavaScript ni </w:t>
-      </w:r>
-      <w:proofErr w:type="spellStart"/>
-      <w:r>
-        <w:rPr>
-          <w:sz w:val="24"/>
-          <w:szCs w:val="24"/>
-        </w:rPr>
-        <w:t>backend</w:t>
-      </w:r>
-      <w:proofErr w:type="spellEnd"/>
-      <w:r>
-        <w:rPr>
-          <w:sz w:val="24"/>
-          <w:szCs w:val="24"/>
-        </w:rPr>
-        <w:t xml:space="preserve">. Todos los estilos se encuentran en el archivo </w:t>
+        <w:t xml:space="preserve">El proyecto se organiza en la carpeta </w:t>
       </w:r>
       <w:r>
         <w:rPr>
@@ -912,31 +946,44 @@
           <w:sz w:val="24"/>
           <w:szCs w:val="24"/>
         </w:rPr>
-        <w:t>styles.css</w:t>
-      </w:r>
-      <w:r>
-        <w:rPr>
-          <w:sz w:val="24"/>
-          <w:szCs w:val="24"/>
-        </w:rPr>
-        <w:t xml:space="preserve">, dentro de la carpeta </w:t>
-      </w:r>
-      <w:proofErr w:type="spellStart"/>
+        <w:t>src</w:t>
+      </w:r>
+      <w:r>
+        <w:rPr>
+          <w:sz w:val="24"/>
+          <w:szCs w:val="24"/>
+        </w:rPr>
+        <w:t xml:space="preserve">. La página inicial, </w:t>
+      </w:r>
       <w:r>
         <w:rPr>
           <w:rFonts w:eastAsia="Consolas"/>
           <w:sz w:val="24"/>
           <w:szCs w:val="24"/>
         </w:rPr>
+        <w:t>index.html</w:t>
+      </w:r>
+      <w:r>
+        <w:rPr>
+          <w:sz w:val="24"/>
+          <w:szCs w:val="24"/>
+        </w:rPr>
+        <w:t xml:space="preserve">, se encuentra en su raíz, y los recursos están separados en directorios: </w:t>
+      </w:r>
+      <w:r>
+        <w:rPr>
+          <w:rFonts w:eastAsia="Consolas"/>
+          <w:sz w:val="24"/>
+          <w:szCs w:val="24"/>
+        </w:rPr>
         <w:t>css</w:t>
       </w:r>
-      <w:proofErr w:type="spellEnd"/>
-      <w:r>
-        <w:rPr>
-          <w:sz w:val="24"/>
-          <w:szCs w:val="24"/>
-        </w:rPr>
-        <w:t xml:space="preserve">, y los archivos HTML no contienen estilos propios. Las imágenes utilizadas están en la carpeta </w:t>
+      <w:r>
+        <w:rPr>
+          <w:sz w:val="24"/>
+          <w:szCs w:val="24"/>
+        </w:rPr>
+        <w:t xml:space="preserve"> para la hoja de estilos y </w:t>
       </w:r>
       <w:r>
         <w:rPr>
@@ -944,131 +991,8 @@
           <w:sz w:val="24"/>
           <w:szCs w:val="24"/>
         </w:rPr>
-        <w:t>recursos/</w:t>
-      </w:r>
-      <w:proofErr w:type="spellStart"/>
-      <w:r>
-        <w:rPr>
-          <w:rFonts w:eastAsia="Consolas"/>
-          <w:sz w:val="24"/>
-          <w:szCs w:val="24"/>
-        </w:rPr>
-        <w:t>imagenes</w:t>
-      </w:r>
-      <w:proofErr w:type="spellEnd"/>
-      <w:r>
-        <w:rPr>
-          <w:sz w:val="24"/>
-          <w:szCs w:val="24"/>
-        </w:rPr>
-        <w:t xml:space="preserve"> del proyecto, y el resultado visual puede consultarse abriendo </w:t>
-      </w:r>
-      <w:r>
-        <w:rPr>
-          <w:rFonts w:eastAsia="Consolas"/>
-          <w:sz w:val="24"/>
-          <w:szCs w:val="24"/>
-        </w:rPr>
-        <w:t>index.html</w:t>
-      </w:r>
-      <w:r>
-        <w:rPr>
-          <w:sz w:val="24"/>
-          <w:szCs w:val="24"/>
-        </w:rPr>
-        <w:t xml:space="preserve"> en el navegador.</w:t>
-      </w:r>
-    </w:p>
-    <w:p>
-      <w:pPr>
-        <w:pStyle w:val="Ttulo1"/>
-      </w:pPr>
-      <w:r>
-        <w:t>2. Estructura final del proyecto</w:t>
-      </w:r>
-    </w:p>
-    <w:p>
-      <w:pPr>
-        <w:spacing w:after="120"/>
-        <w:rPr>
-          <w:sz w:val="24"/>
-          <w:szCs w:val="24"/>
-        </w:rPr>
-      </w:pPr>
-      <w:r>
-        <w:rPr>
-          <w:sz w:val="24"/>
-          <w:szCs w:val="24"/>
-        </w:rPr>
-        <w:t xml:space="preserve">El proyecto se organiza en la carpeta </w:t>
-      </w:r>
-      <w:proofErr w:type="spellStart"/>
-      <w:r>
-        <w:rPr>
-          <w:rFonts w:eastAsia="Consolas"/>
-          <w:sz w:val="24"/>
-          <w:szCs w:val="24"/>
-        </w:rPr>
-        <w:t>src</w:t>
-      </w:r>
-      <w:proofErr w:type="spellEnd"/>
-      <w:r>
-        <w:rPr>
-          <w:sz w:val="24"/>
-          <w:szCs w:val="24"/>
-        </w:rPr>
-        <w:t xml:space="preserve">. La página inicial, </w:t>
-      </w:r>
-      <w:r>
-        <w:rPr>
-          <w:rFonts w:eastAsia="Consolas"/>
-          <w:sz w:val="24"/>
-          <w:szCs w:val="24"/>
-        </w:rPr>
-        <w:t>index.html</w:t>
-      </w:r>
-      <w:r>
-        <w:rPr>
-          <w:sz w:val="24"/>
-          <w:szCs w:val="24"/>
-        </w:rPr>
-        <w:t xml:space="preserve">, se encuentra en su raíz, y los recursos están separados en directorios: </w:t>
-      </w:r>
-      <w:proofErr w:type="spellStart"/>
-      <w:r>
-        <w:rPr>
-          <w:rFonts w:eastAsia="Consolas"/>
-          <w:sz w:val="24"/>
-          <w:szCs w:val="24"/>
-        </w:rPr>
-        <w:t>css</w:t>
-      </w:r>
-      <w:proofErr w:type="spellEnd"/>
-      <w:r>
-        <w:rPr>
-          <w:sz w:val="24"/>
-          <w:szCs w:val="24"/>
-        </w:rPr>
-        <w:t xml:space="preserve"> para la hoja de estilos y </w:t>
-      </w:r>
-      <w:r>
-        <w:rPr>
-          <w:rFonts w:eastAsia="Consolas"/>
-          <w:sz w:val="24"/>
-          <w:szCs w:val="24"/>
-        </w:rPr>
-        <w:t>recursos/</w:t>
-      </w:r>
-      <w:proofErr w:type="spellStart"/>
-      <w:r>
-        <w:rPr>
-          <w:rFonts w:eastAsia="Consolas"/>
-          <w:sz w:val="24"/>
-          <w:szCs w:val="24"/>
-        </w:rPr>
-        <w:t>imagenes</w:t>
-      </w:r>
-      <w:proofErr w:type="spellEnd"/>
+        <w:t>recursos/imagenes</w:t>
+      </w:r>
       <w:r>
         <w:rPr>
           <w:sz w:val="24"/>
@@ -1089,23 +1013,13 @@
           <w:szCs w:val="24"/>
         </w:rPr>
       </w:pPr>
-      <w:proofErr w:type="spellStart"/>
       <w:r>
         <w:rPr>
           <w:rFonts w:eastAsia="Consolas"/>
           <w:sz w:val="24"/>
           <w:szCs w:val="24"/>
         </w:rPr>
-        <w:t>src</w:t>
-      </w:r>
-      <w:proofErr w:type="spellEnd"/>
-      <w:r>
-        <w:rPr>
-          <w:rFonts w:eastAsia="Consolas"/>
-          <w:sz w:val="24"/>
-          <w:szCs w:val="24"/>
-        </w:rPr>
-        <w:t>/</w:t>
+        <w:t>src/</w:t>
       </w:r>
     </w:p>
     <w:p>
@@ -1252,25 +1166,7 @@
           <w:sz w:val="24"/>
           <w:szCs w:val="24"/>
         </w:rPr>
-        <w:t xml:space="preserve">├── </w:t>
-      </w:r>
-      <w:proofErr w:type="spellStart"/>
-      <w:r>
-        <w:rPr>
-          <w:rFonts w:eastAsia="Consolas"/>
-          <w:sz w:val="24"/>
-          <w:szCs w:val="24"/>
-        </w:rPr>
-        <w:t>css</w:t>
-      </w:r>
-      <w:proofErr w:type="spellEnd"/>
-      <w:r>
-        <w:rPr>
-          <w:rFonts w:eastAsia="Consolas"/>
-          <w:sz w:val="24"/>
-          <w:szCs w:val="24"/>
-        </w:rPr>
-        <w:t>/</w:t>
+        <w:t>├── css/</w:t>
       </w:r>
     </w:p>
     <w:p>
@@ -1332,25 +1228,7 @@
           <w:sz w:val="24"/>
           <w:szCs w:val="24"/>
         </w:rPr>
-        <w:t xml:space="preserve">    └── </w:t>
-      </w:r>
-      <w:proofErr w:type="spellStart"/>
-      <w:r>
-        <w:rPr>
-          <w:rFonts w:eastAsia="Consolas"/>
-          <w:sz w:val="24"/>
-          <w:szCs w:val="24"/>
-        </w:rPr>
-        <w:t>imagenes</w:t>
-      </w:r>
-      <w:proofErr w:type="spellEnd"/>
-      <w:r>
-        <w:rPr>
-          <w:rFonts w:eastAsia="Consolas"/>
-          <w:sz w:val="24"/>
-          <w:szCs w:val="24"/>
-        </w:rPr>
-        <w:t>/</w:t>
+        <w:t xml:space="preserve">    └── imagenes/</w:t>
       </w:r>
     </w:p>
     <w:p>
@@ -1440,25 +1318,7 @@
           <w:sz w:val="24"/>
           <w:szCs w:val="24"/>
         </w:rPr>
-        <w:t>recursos\</w:t>
-      </w:r>
-      <w:proofErr w:type="spellStart"/>
-      <w:r>
-        <w:rPr>
-          <w:rFonts w:eastAsia="Consolas"/>
-          <w:sz w:val="24"/>
-          <w:szCs w:val="24"/>
-        </w:rPr>
-        <w:t>imagenes</w:t>
-      </w:r>
-      <w:proofErr w:type="spellEnd"/>
-      <w:r>
-        <w:rPr>
-          <w:rFonts w:eastAsia="Consolas"/>
-          <w:sz w:val="24"/>
-          <w:szCs w:val="24"/>
-        </w:rPr>
-        <w:t>\chipa.png</w:t>
+        <w:t>recursos\imagenes\chipa.png</w:t>
       </w:r>
       <w:r>
         <w:rPr>
@@ -1531,23 +1391,13 @@
         </w:rPr>
         <w:t>Enlaces vacíos (</w:t>
       </w:r>
-      <w:proofErr w:type="spellStart"/>
       <w:r>
         <w:rPr>
           <w:rFonts w:eastAsia="Consolas"/>
           <w:sz w:val="24"/>
           <w:szCs w:val="24"/>
         </w:rPr>
-        <w:t>href</w:t>
-      </w:r>
-      <w:proofErr w:type="spellEnd"/>
-      <w:r>
-        <w:rPr>
-          <w:rFonts w:eastAsia="Consolas"/>
-          <w:sz w:val="24"/>
-          <w:szCs w:val="24"/>
-        </w:rPr>
-        <w:t>="#"</w:t>
+        <w:t>href="#"</w:t>
       </w:r>
       <w:r>
         <w:rPr>
@@ -1619,43 +1469,23 @@
           <w:sz w:val="24"/>
           <w:szCs w:val="24"/>
         </w:rPr>
-        <w:t>aria-</w:t>
-      </w:r>
-      <w:proofErr w:type="spellStart"/>
+        <w:t>aria-current</w:t>
+      </w:r>
+      <w:r>
+        <w:rPr>
+          <w:sz w:val="24"/>
+          <w:szCs w:val="24"/>
+        </w:rPr>
+        <w:t xml:space="preserve"> en el menú y de </w:t>
+      </w:r>
       <w:r>
         <w:rPr>
           <w:rFonts w:eastAsia="Consolas"/>
           <w:sz w:val="24"/>
           <w:szCs w:val="24"/>
         </w:rPr>
-        <w:t>current</w:t>
-      </w:r>
-      <w:proofErr w:type="spellEnd"/>
-      <w:r>
-        <w:rPr>
-          <w:sz w:val="24"/>
-          <w:szCs w:val="24"/>
-        </w:rPr>
-        <w:t xml:space="preserve"> en el menú y de </w:t>
-      </w:r>
-      <w:r>
-        <w:rPr>
-          <w:rFonts w:eastAsia="Consolas"/>
-          <w:sz w:val="24"/>
-          <w:szCs w:val="24"/>
-        </w:rPr>
-        <w:t xml:space="preserve">meta </w:t>
-      </w:r>
-      <w:proofErr w:type="spellStart"/>
-      <w:r>
-        <w:rPr>
-          <w:rFonts w:eastAsia="Consolas"/>
-          <w:sz w:val="24"/>
-          <w:szCs w:val="24"/>
-        </w:rPr>
-        <w:t>description</w:t>
-      </w:r>
-      <w:proofErr w:type="spellEnd"/>
+        <w:t>meta description</w:t>
+      </w:r>
       <w:r>
         <w:rPr>
           <w:sz w:val="24"/>
@@ -1780,23 +1610,13 @@
         </w:rPr>
         <w:t xml:space="preserve">Cada página vincula </w:t>
       </w:r>
-      <w:proofErr w:type="spellStart"/>
       <w:r>
         <w:rPr>
           <w:rFonts w:eastAsia="Consolas"/>
           <w:sz w:val="24"/>
           <w:szCs w:val="24"/>
         </w:rPr>
-        <w:t>css</w:t>
-      </w:r>
-      <w:proofErr w:type="spellEnd"/>
-      <w:r>
-        <w:rPr>
-          <w:rFonts w:eastAsia="Consolas"/>
-          <w:sz w:val="24"/>
-          <w:szCs w:val="24"/>
-        </w:rPr>
-        <w:t>/styles.css</w:t>
+        <w:t>css/styles.css</w:t>
       </w:r>
       <w:r>
         <w:rPr>
@@ -1826,41 +1646,29 @@
         </w:rPr>
         <w:t xml:space="preserve">El teléfono pasó a ser un enlace </w:t>
       </w:r>
-      <w:proofErr w:type="spellStart"/>
       <w:r>
         <w:rPr>
           <w:rFonts w:eastAsia="Consolas"/>
           <w:sz w:val="24"/>
           <w:szCs w:val="24"/>
         </w:rPr>
-        <w:t>tel</w:t>
-      </w:r>
-      <w:proofErr w:type="spellEnd"/>
+        <w:t>tel:</w:t>
+      </w:r>
+      <w:r>
+        <w:rPr>
+          <w:sz w:val="24"/>
+          <w:szCs w:val="24"/>
+        </w:rPr>
+        <w:t xml:space="preserve"> y se agregó un enlace de WhatsApp (</w:t>
+      </w:r>
       <w:r>
         <w:rPr>
           <w:rFonts w:eastAsia="Consolas"/>
           <w:sz w:val="24"/>
           <w:szCs w:val="24"/>
         </w:rPr>
-        <w:t>:</w:t>
-      </w:r>
-      <w:r>
-        <w:rPr>
-          <w:sz w:val="24"/>
-          <w:szCs w:val="24"/>
-        </w:rPr>
-        <w:t xml:space="preserve"> y se agregó un enlace de WhatsApp (</w:t>
-      </w:r>
-      <w:proofErr w:type="spellStart"/>
-      <w:r>
-        <w:rPr>
-          <w:rFonts w:eastAsia="Consolas"/>
-          <w:sz w:val="24"/>
-          <w:szCs w:val="24"/>
-        </w:rPr>
         <w:t>wa.me</w:t>
       </w:r>
-      <w:proofErr w:type="spellEnd"/>
       <w:r>
         <w:rPr>
           <w:sz w:val="24"/>
@@ -1895,86 +1703,22 @@
           <w:sz w:val="24"/>
           <w:szCs w:val="24"/>
         </w:rPr>
-        <w:t>target="_</w:t>
-      </w:r>
-      <w:proofErr w:type="spellStart"/>
+        <w:t>target="_blank"</w:t>
+      </w:r>
+      <w:r>
+        <w:rPr>
+          <w:sz w:val="24"/>
+          <w:szCs w:val="24"/>
+        </w:rPr>
+        <w:t xml:space="preserve"> y </w:t>
+      </w:r>
       <w:r>
         <w:rPr>
           <w:rFonts w:eastAsia="Consolas"/>
           <w:sz w:val="24"/>
           <w:szCs w:val="24"/>
         </w:rPr>
-        <w:t>blank</w:t>
-      </w:r>
-      <w:proofErr w:type="spellEnd"/>
-      <w:r>
-        <w:rPr>
-          <w:rFonts w:eastAsia="Consolas"/>
-          <w:sz w:val="24"/>
-          <w:szCs w:val="24"/>
-        </w:rPr>
-        <w:t>"</w:t>
-      </w:r>
-      <w:r>
-        <w:rPr>
-          <w:sz w:val="24"/>
-          <w:szCs w:val="24"/>
-        </w:rPr>
-        <w:t xml:space="preserve"> y </w:t>
-      </w:r>
-      <w:proofErr w:type="spellStart"/>
-      <w:r>
-        <w:rPr>
-          <w:rFonts w:eastAsia="Consolas"/>
-          <w:sz w:val="24"/>
-          <w:szCs w:val="24"/>
-        </w:rPr>
-        <w:t>rel</w:t>
-      </w:r>
-      <w:proofErr w:type="spellEnd"/>
-      <w:r>
-        <w:rPr>
-          <w:rFonts w:eastAsia="Consolas"/>
-          <w:sz w:val="24"/>
-          <w:szCs w:val="24"/>
-        </w:rPr>
-        <w:t>="</w:t>
-      </w:r>
-      <w:proofErr w:type="spellStart"/>
-      <w:r>
-        <w:rPr>
-          <w:rFonts w:eastAsia="Consolas"/>
-          <w:sz w:val="24"/>
-          <w:szCs w:val="24"/>
-        </w:rPr>
-        <w:t>noopener</w:t>
-      </w:r>
-      <w:proofErr w:type="spellEnd"/>
-      <w:r>
-        <w:rPr>
-          <w:rFonts w:eastAsia="Consolas"/>
-          <w:sz w:val="24"/>
-          <w:szCs w:val="24"/>
-        </w:rPr>
-        <w:t xml:space="preserve"> </w:t>
-      </w:r>
-      <w:proofErr w:type="spellStart"/>
-      <w:r>
-        <w:rPr>
-          <w:rFonts w:eastAsia="Consolas"/>
-          <w:sz w:val="24"/>
-          <w:szCs w:val="24"/>
-        </w:rPr>
-        <w:t>noreferrer</w:t>
-      </w:r>
-      <w:proofErr w:type="spellEnd"/>
-      <w:r>
-        <w:rPr>
-          <w:rFonts w:eastAsia="Consolas"/>
-          <w:sz w:val="24"/>
-          <w:szCs w:val="24"/>
-        </w:rPr>
-        <w:t>"</w:t>
+        <w:t>rel="noopener noreferrer"</w:t>
       </w:r>
       <w:r>
         <w:rPr>
@@ -2032,25 +1776,7 @@
           <w:sz w:val="24"/>
           <w:szCs w:val="24"/>
         </w:rPr>
-        <w:t>aria-</w:t>
-      </w:r>
-      <w:proofErr w:type="spellStart"/>
-      <w:r>
-        <w:rPr>
-          <w:rFonts w:eastAsia="Consolas"/>
-          <w:sz w:val="24"/>
-          <w:szCs w:val="24"/>
-        </w:rPr>
-        <w:t>current</w:t>
-      </w:r>
-      <w:proofErr w:type="spellEnd"/>
-      <w:r>
-        <w:rPr>
-          <w:rFonts w:eastAsia="Consolas"/>
-          <w:sz w:val="24"/>
-          <w:szCs w:val="24"/>
-        </w:rPr>
-        <w:t>="page"</w:t>
+        <w:t>aria-current="page"</w:t>
       </w:r>
       <w:r>
         <w:rPr>
@@ -2079,42 +1805,22 @@
           <w:sz w:val="24"/>
           <w:szCs w:val="24"/>
         </w:rPr>
-        <w:t xml:space="preserve">meta </w:t>
-      </w:r>
-      <w:proofErr w:type="spellStart"/>
+        <w:t>meta description</w:t>
+      </w:r>
+      <w:r>
+        <w:rPr>
+          <w:sz w:val="24"/>
+          <w:szCs w:val="24"/>
+        </w:rPr>
+        <w:t xml:space="preserve"> y </w:t>
+      </w:r>
       <w:r>
         <w:rPr>
           <w:rFonts w:eastAsia="Consolas"/>
           <w:sz w:val="24"/>
           <w:szCs w:val="24"/>
         </w:rPr>
-        <w:t>description</w:t>
-      </w:r>
-      <w:proofErr w:type="spellEnd"/>
-      <w:r>
-        <w:rPr>
-          <w:sz w:val="24"/>
-          <w:szCs w:val="24"/>
-        </w:rPr>
-        <w:t xml:space="preserve"> y </w:t>
-      </w:r>
-      <w:proofErr w:type="spellStart"/>
-      <w:r>
-        <w:rPr>
-          <w:rFonts w:eastAsia="Consolas"/>
-          <w:sz w:val="24"/>
-          <w:szCs w:val="24"/>
-        </w:rPr>
-        <w:t>theme</w:t>
-      </w:r>
-      <w:proofErr w:type="spellEnd"/>
-      <w:r>
-        <w:rPr>
-          <w:rFonts w:eastAsia="Consolas"/>
-          <w:sz w:val="24"/>
-          <w:szCs w:val="24"/>
-        </w:rPr>
-        <w:t>-color</w:t>
+        <w:t>theme-color</w:t>
       </w:r>
       <w:r>
         <w:rPr>
@@ -2236,25 +1942,7 @@
           <w:sz w:val="24"/>
           <w:szCs w:val="24"/>
         </w:rPr>
-        <w:t xml:space="preserve">&lt;data </w:t>
-      </w:r>
-      <w:proofErr w:type="spellStart"/>
-      <w:r>
-        <w:rPr>
-          <w:rFonts w:eastAsia="Consolas"/>
-          <w:sz w:val="24"/>
-          <w:szCs w:val="24"/>
-        </w:rPr>
-        <w:t>value</w:t>
-      </w:r>
-      <w:proofErr w:type="spellEnd"/>
-      <w:r>
-        <w:rPr>
-          <w:rFonts w:eastAsia="Consolas"/>
-          <w:sz w:val="24"/>
-          <w:szCs w:val="24"/>
-        </w:rPr>
-        <w:t>="..."&gt;</w:t>
+        <w:t>&lt;data value="..."&gt;</w:t>
       </w:r>
       <w:r>
         <w:rPr>
@@ -2284,41 +1972,13 @@
         </w:rPr>
         <w:t xml:space="preserve">Las imágenes tienen </w:t>
       </w:r>
-      <w:proofErr w:type="spellStart"/>
       <w:r>
         <w:rPr>
           <w:rFonts w:eastAsia="Consolas"/>
           <w:sz w:val="24"/>
           <w:szCs w:val="24"/>
         </w:rPr>
-        <w:t>loading</w:t>
-      </w:r>
-      <w:proofErr w:type="spellEnd"/>
-      <w:r>
-        <w:rPr>
-          <w:rFonts w:eastAsia="Consolas"/>
-          <w:sz w:val="24"/>
-          <w:szCs w:val="24"/>
-        </w:rPr>
-        <w:t>="</w:t>
-      </w:r>
-      <w:proofErr w:type="spellStart"/>
-      <w:r>
-        <w:rPr>
-          <w:rFonts w:eastAsia="Consolas"/>
-          <w:sz w:val="24"/>
-          <w:szCs w:val="24"/>
-        </w:rPr>
-        <w:t>lazy</w:t>
-      </w:r>
-      <w:proofErr w:type="spellEnd"/>
-      <w:r>
-        <w:rPr>
-          <w:rFonts w:eastAsia="Consolas"/>
-          <w:sz w:val="24"/>
-          <w:szCs w:val="24"/>
-        </w:rPr>
-        <w:t>"</w:t>
+        <w:t>loading="lazy"</w:t>
       </w:r>
       <w:r>
         <w:rPr>
@@ -2363,7 +2023,6 @@
         </w:rPr>
         <w:t xml:space="preserve">, </w:t>
       </w:r>
-      <w:proofErr w:type="spellStart"/>
       <w:r>
         <w:rPr>
           <w:rFonts w:eastAsia="Consolas"/>
@@ -2372,7 +2031,6 @@
         </w:rPr>
         <w:t>blockquote</w:t>
       </w:r>
-      <w:proofErr w:type="spellEnd"/>
       <w:r>
         <w:rPr>
           <w:sz w:val="24"/>
@@ -2380,7 +2038,6 @@
         </w:rPr>
         <w:t xml:space="preserve"> y </w:t>
       </w:r>
-      <w:proofErr w:type="spellStart"/>
       <w:r>
         <w:rPr>
           <w:rFonts w:eastAsia="Consolas"/>
@@ -2389,7 +2046,6 @@
         </w:rPr>
         <w:t>figcaption</w:t>
       </w:r>
-      <w:proofErr w:type="spellEnd"/>
       <w:r>
         <w:rPr>
           <w:sz w:val="24"/>
@@ -2441,7 +2097,6 @@
         </w:rPr>
         <w:t xml:space="preserve">Campo oculto </w:t>
       </w:r>
-      <w:proofErr w:type="spellStart"/>
       <w:r>
         <w:rPr>
           <w:rFonts w:eastAsia="Consolas"/>
@@ -2450,29 +2105,12 @@
         </w:rPr>
         <w:t>accion</w:t>
       </w:r>
-      <w:proofErr w:type="spellEnd"/>
-      <w:r>
-        <w:rPr>
-          <w:sz w:val="24"/>
-          <w:szCs w:val="24"/>
-        </w:rPr>
-        <w:t xml:space="preserve"> (registro o </w:t>
-      </w:r>
-      <w:proofErr w:type="spellStart"/>
-      <w:r>
-        <w:rPr>
-          <w:sz w:val="24"/>
-          <w:szCs w:val="24"/>
-        </w:rPr>
-        <w:t>login</w:t>
-      </w:r>
-      <w:proofErr w:type="spellEnd"/>
-      <w:r>
-        <w:rPr>
-          <w:sz w:val="24"/>
-          <w:szCs w:val="24"/>
-        </w:rPr>
-        <w:t>).</w:t>
+      <w:r>
+        <w:rPr>
+          <w:sz w:val="24"/>
+          <w:szCs w:val="24"/>
+        </w:rPr>
+        <w:t xml:space="preserve"> (registro o login).</w:t>
       </w:r>
     </w:p>
     <w:p>
@@ -2531,7 +2169,6 @@
         </w:rPr>
         <w:t xml:space="preserve">Teléfono con </w:t>
       </w:r>
-      <w:proofErr w:type="spellStart"/>
       <w:r>
         <w:rPr>
           <w:rFonts w:eastAsia="Consolas"/>
@@ -2540,7 +2177,6 @@
         </w:rPr>
         <w:t>inputmode</w:t>
       </w:r>
-      <w:proofErr w:type="spellEnd"/>
       <w:r>
         <w:rPr>
           <w:sz w:val="24"/>
@@ -2548,7 +2184,6 @@
         </w:rPr>
         <w:t xml:space="preserve"> y </w:t>
       </w:r>
-      <w:proofErr w:type="spellStart"/>
       <w:r>
         <w:rPr>
           <w:rFonts w:eastAsia="Consolas"/>
@@ -2557,7 +2192,6 @@
         </w:rPr>
         <w:t>pattern</w:t>
       </w:r>
-      <w:proofErr w:type="spellEnd"/>
       <w:r>
         <w:rPr>
           <w:sz w:val="24"/>
@@ -2627,97 +2261,59 @@
         </w:rPr>
         <w:t xml:space="preserve">Se creó </w:t>
       </w:r>
-      <w:proofErr w:type="spellStart"/>
       <w:r>
         <w:rPr>
           <w:rFonts w:eastAsia="Consolas"/>
           <w:sz w:val="24"/>
           <w:szCs w:val="24"/>
         </w:rPr>
-        <w:t>css</w:t>
-      </w:r>
-      <w:proofErr w:type="spellEnd"/>
+        <w:t>css/styles.css</w:t>
+      </w:r>
+      <w:r>
+        <w:rPr>
+          <w:sz w:val="24"/>
+          <w:szCs w:val="24"/>
+        </w:rPr>
+        <w:t xml:space="preserve"> con enfoque mobile-first, variables de color y tipografía, foco visible, </w:t>
+      </w:r>
       <w:r>
         <w:rPr>
           <w:rFonts w:eastAsia="Consolas"/>
           <w:sz w:val="24"/>
           <w:szCs w:val="24"/>
         </w:rPr>
-        <w:t>/styles.css</w:t>
-      </w:r>
-      <w:r>
-        <w:rPr>
-          <w:sz w:val="24"/>
-          <w:szCs w:val="24"/>
-        </w:rPr>
-        <w:t xml:space="preserve"> con enfoque </w:t>
-      </w:r>
-      <w:proofErr w:type="spellStart"/>
-      <w:r>
-        <w:rPr>
-          <w:sz w:val="24"/>
-          <w:szCs w:val="24"/>
-        </w:rPr>
-        <w:t>mobile-first</w:t>
-      </w:r>
-      <w:proofErr w:type="spellEnd"/>
-      <w:r>
-        <w:rPr>
-          <w:sz w:val="24"/>
-          <w:szCs w:val="24"/>
-        </w:rPr>
-        <w:t xml:space="preserve">, variables de color y tipografía, foco visible, </w:t>
-      </w:r>
-      <w:proofErr w:type="spellStart"/>
+        <w:t>prefers-reduced-motion</w:t>
+      </w:r>
+      <w:r>
+        <w:rPr>
+          <w:sz w:val="24"/>
+          <w:szCs w:val="24"/>
+        </w:rPr>
+        <w:t xml:space="preserve"> y estilos de impresión. Esta primera versión incluyó encabezado fijo, grillas adaptables, tabla del carrito convertida en tarjetas en celular y validación visual de formularios.</w:t>
+      </w:r>
+    </w:p>
+    <w:p>
+      <w:pPr>
+        <w:spacing w:after="120"/>
+        <w:rPr>
+          <w:sz w:val="24"/>
+          <w:szCs w:val="24"/>
+        </w:rPr>
+      </w:pPr>
+      <w:r>
+        <w:rPr>
+          <w:sz w:val="24"/>
+          <w:szCs w:val="24"/>
+        </w:rPr>
+        <w:t xml:space="preserve">Al probar las páginas, los estilos no se aplicaban porque el archivo no estaba en la ruta </w:t>
+      </w:r>
       <w:r>
         <w:rPr>
           <w:rFonts w:eastAsia="Consolas"/>
           <w:sz w:val="24"/>
           <w:szCs w:val="24"/>
         </w:rPr>
-        <w:t>prefers-reduced-motion</w:t>
-      </w:r>
-      <w:proofErr w:type="spellEnd"/>
-      <w:r>
-        <w:rPr>
-          <w:sz w:val="24"/>
-          <w:szCs w:val="24"/>
-        </w:rPr>
-        <w:t xml:space="preserve"> y estilos de impresión. Esta primera versión incluyó encabezado fijo, grillas adaptables, tabla del carrito convertida en tarjetas en celular y validación visual de formularios.</w:t>
-      </w:r>
-    </w:p>
-    <w:p>
-      <w:pPr>
-        <w:spacing w:after="120"/>
-        <w:rPr>
-          <w:sz w:val="24"/>
-          <w:szCs w:val="24"/>
-        </w:rPr>
-      </w:pPr>
-      <w:r>
-        <w:rPr>
-          <w:sz w:val="24"/>
-          <w:szCs w:val="24"/>
-        </w:rPr>
-        <w:t xml:space="preserve">Al probar las páginas, los estilos no se aplicaban porque el archivo no estaba en la ruta </w:t>
-      </w:r>
-      <w:proofErr w:type="spellStart"/>
-      <w:r>
-        <w:rPr>
-          <w:rFonts w:eastAsia="Consolas"/>
-          <w:sz w:val="24"/>
-          <w:szCs w:val="24"/>
-        </w:rPr>
-        <w:t>css</w:t>
-      </w:r>
-      <w:proofErr w:type="spellEnd"/>
-      <w:r>
-        <w:rPr>
-          <w:rFonts w:eastAsia="Consolas"/>
-          <w:sz w:val="24"/>
-          <w:szCs w:val="24"/>
-        </w:rPr>
-        <w:t>/styles.css</w:t>
+        <w:t>css/styles.css</w:t>
       </w:r>
       <w:r>
         <w:rPr>
@@ -2831,55 +2427,7 @@
           <w:sz w:val="24"/>
           <w:szCs w:val="24"/>
         </w:rPr>
-        <w:t xml:space="preserve"> </w:t>
-      </w:r>
-      <w:proofErr w:type="spellStart"/>
-      <w:r>
-        <w:rPr>
-          <w:sz w:val="24"/>
-          <w:szCs w:val="24"/>
-        </w:rPr>
-        <w:t>Fraunces</w:t>
-      </w:r>
-      <w:proofErr w:type="spellEnd"/>
-      <w:r>
-        <w:rPr>
-          <w:sz w:val="24"/>
-          <w:szCs w:val="24"/>
-        </w:rPr>
-        <w:t xml:space="preserve"> (títulos y citas), Karla (texto) y </w:t>
-      </w:r>
-      <w:proofErr w:type="spellStart"/>
-      <w:r>
-        <w:rPr>
-          <w:sz w:val="24"/>
-          <w:szCs w:val="24"/>
-        </w:rPr>
-        <w:t>Space</w:t>
-      </w:r>
-      <w:proofErr w:type="spellEnd"/>
-      <w:r>
-        <w:rPr>
-          <w:sz w:val="24"/>
-          <w:szCs w:val="24"/>
-        </w:rPr>
-        <w:t xml:space="preserve"> Mono (etiquetas, códigos y precios), cargadas desde Google </w:t>
-      </w:r>
-      <w:proofErr w:type="spellStart"/>
-      <w:r>
-        <w:rPr>
-          <w:sz w:val="24"/>
-          <w:szCs w:val="24"/>
-        </w:rPr>
-        <w:t>Fonts</w:t>
-      </w:r>
-      <w:proofErr w:type="spellEnd"/>
-      <w:r>
-        <w:rPr>
-          <w:sz w:val="24"/>
-          <w:szCs w:val="24"/>
-        </w:rPr>
-        <w:t>.</w:t>
+        <w:t xml:space="preserve"> Fraunces (títulos y citas), Karla (texto) y Space Mono (etiquetas, códigos y precios), cargadas desde Google Fonts.</w:t>
       </w:r>
     </w:p>
     <w:p>
@@ -3014,15 +2562,7 @@
           <w:sz w:val="24"/>
           <w:szCs w:val="24"/>
         </w:rPr>
-        <w:t xml:space="preserve"> tarjeta con pestañas «Crear cuenta» e «Iniciar sesión» que cambian de formulario solo con CSS </w:t>
-      </w:r>
-      <w:proofErr w:type="gramStart"/>
-      <w:r>
-        <w:rPr>
-          <w:sz w:val="24"/>
-          <w:szCs w:val="24"/>
-        </w:rPr>
-        <w:t>(</w:t>
+        <w:t xml:space="preserve"> tarjeta con pestañas «Crear cuenta» e «Iniciar sesión» que cambian de formulario solo con CSS (</w:t>
       </w:r>
       <w:r>
         <w:rPr>
@@ -3032,7 +2572,6 @@
         </w:rPr>
         <w:t>:target</w:t>
       </w:r>
-      <w:proofErr w:type="gramEnd"/>
       <w:r>
         <w:rPr>
           <w:sz w:val="24"/>
@@ -3115,7 +2654,6 @@
         </w:rPr>
         <w:t xml:space="preserve"> nueva estructura de la imagen principal, de la página de cuenta y del pie; el enlace «Iniciar sesión» del menú ahora apunta a </w:t>
       </w:r>
-      <w:proofErr w:type="spellStart"/>
       <w:r>
         <w:rPr>
           <w:rFonts w:eastAsia="Consolas"/>
@@ -3124,7 +2662,6 @@
         </w:rPr>
         <w:t>cuenta.html#login</w:t>
       </w:r>
-      <w:proofErr w:type="spellEnd"/>
       <w:r>
         <w:rPr>
           <w:sz w:val="24"/>
@@ -3176,55 +2713,7 @@
           <w:sz w:val="24"/>
           <w:szCs w:val="24"/>
         </w:rPr>
-        <w:t xml:space="preserve"> los productos estaban agrupados por categoría, cada una con su propia grilla (2, 2, 3 y 1 productos). Se unificaron en una sola grilla de 8: 4 columnas desde 1000 </w:t>
-      </w:r>
-      <w:proofErr w:type="spellStart"/>
-      <w:r>
-        <w:rPr>
-          <w:sz w:val="24"/>
-          <w:szCs w:val="24"/>
-        </w:rPr>
-        <w:t>px</w:t>
-      </w:r>
-      <w:proofErr w:type="spellEnd"/>
-      <w:r>
-        <w:rPr>
-          <w:sz w:val="24"/>
-          <w:szCs w:val="24"/>
-        </w:rPr>
-        <w:t xml:space="preserve">, 3 desde 760 </w:t>
-      </w:r>
-      <w:proofErr w:type="spellStart"/>
-      <w:r>
-        <w:rPr>
-          <w:sz w:val="24"/>
-          <w:szCs w:val="24"/>
-        </w:rPr>
-        <w:t>px</w:t>
-      </w:r>
-      <w:proofErr w:type="spellEnd"/>
-      <w:r>
-        <w:rPr>
-          <w:sz w:val="24"/>
-          <w:szCs w:val="24"/>
-        </w:rPr>
-        <w:t xml:space="preserve">, 2 desde 480 </w:t>
-      </w:r>
-      <w:proofErr w:type="spellStart"/>
-      <w:r>
-        <w:rPr>
-          <w:sz w:val="24"/>
-          <w:szCs w:val="24"/>
-        </w:rPr>
-        <w:t>px</w:t>
-      </w:r>
-      <w:proofErr w:type="spellEnd"/>
-      <w:r>
-        <w:rPr>
-          <w:sz w:val="24"/>
-          <w:szCs w:val="24"/>
-        </w:rPr>
-        <w:t xml:space="preserve"> y 1 en pantallas menores. Los filtros conducen al primer producto de cada categoría mediante </w:t>
+        <w:t xml:space="preserve"> los productos estaban agrupados por categoría, cada una con su propia grilla (2, 2, 3 y 1 productos). Se unificaron en una sola grilla de 8: 4 columnas desde 1000 px, 3 desde 760 px, 2 desde 480 px y 1 en pantallas menores. Los filtros conducen al primer producto de cada categoría mediante </w:t>
       </w:r>
       <w:r>
         <w:rPr>
@@ -3271,7 +2760,6 @@
         </w:rPr>
         <w:t xml:space="preserve"> se reemplazó la imagen </w:t>
       </w:r>
-      <w:proofErr w:type="spellStart"/>
       <w:r>
         <w:rPr>
           <w:rFonts w:eastAsia="Consolas"/>
@@ -3280,29 +2768,12 @@
         </w:rPr>
         <w:t>local.svg</w:t>
       </w:r>
-      <w:proofErr w:type="spellEnd"/>
-      <w:r>
-        <w:rPr>
-          <w:sz w:val="24"/>
-          <w:szCs w:val="24"/>
-        </w:rPr>
-        <w:t xml:space="preserve"> por un panel de texto y, después, por un mapa de Google </w:t>
-      </w:r>
-      <w:proofErr w:type="spellStart"/>
-      <w:r>
-        <w:rPr>
-          <w:sz w:val="24"/>
-          <w:szCs w:val="24"/>
-        </w:rPr>
-        <w:t>Maps</w:t>
-      </w:r>
-      <w:proofErr w:type="spellEnd"/>
-      <w:r>
-        <w:rPr>
-          <w:sz w:val="24"/>
-          <w:szCs w:val="24"/>
-        </w:rPr>
-        <w:t xml:space="preserve"> incrustado (</w:t>
+      <w:r>
+        <w:rPr>
+          <w:sz w:val="24"/>
+          <w:szCs w:val="24"/>
+        </w:rPr>
+        <w:t xml:space="preserve"> por un panel de texto y, después, por un mapa de Google Maps incrustado (</w:t>
       </w:r>
       <w:r>
         <w:rPr>
@@ -3310,43 +2781,23 @@
           <w:sz w:val="24"/>
           <w:szCs w:val="24"/>
         </w:rPr>
-        <w:t>&lt;</w:t>
-      </w:r>
-      <w:proofErr w:type="spellStart"/>
+        <w:t>&lt;iframe&gt;</w:t>
+      </w:r>
+      <w:r>
+        <w:rPr>
+          <w:sz w:val="24"/>
+          <w:szCs w:val="24"/>
+        </w:rPr>
+        <w:t xml:space="preserve"> con </w:t>
+      </w:r>
       <w:r>
         <w:rPr>
           <w:rFonts w:eastAsia="Consolas"/>
           <w:sz w:val="24"/>
           <w:szCs w:val="24"/>
         </w:rPr>
-        <w:t>iframe</w:t>
-      </w:r>
-      <w:proofErr w:type="spellEnd"/>
-      <w:r>
-        <w:rPr>
-          <w:rFonts w:eastAsia="Consolas"/>
-          <w:sz w:val="24"/>
-          <w:szCs w:val="24"/>
-        </w:rPr>
-        <w:t>&gt;</w:t>
-      </w:r>
-      <w:r>
-        <w:rPr>
-          <w:sz w:val="24"/>
-          <w:szCs w:val="24"/>
-        </w:rPr>
-        <w:t xml:space="preserve"> con </w:t>
-      </w:r>
-      <w:proofErr w:type="spellStart"/>
-      <w:r>
-        <w:rPr>
-          <w:rFonts w:eastAsia="Consolas"/>
-          <w:sz w:val="24"/>
-          <w:szCs w:val="24"/>
-        </w:rPr>
         <w:t>title</w:t>
       </w:r>
-      <w:proofErr w:type="spellEnd"/>
       <w:r>
         <w:rPr>
           <w:sz w:val="24"/>
@@ -3421,18 +2872,8 @@
           <w:sz w:val="24"/>
           <w:szCs w:val="24"/>
         </w:rPr>
-        <w:t>aria-</w:t>
-      </w:r>
-      <w:proofErr w:type="spellStart"/>
-      <w:r>
-        <w:rPr>
-          <w:rFonts w:eastAsia="Consolas"/>
-          <w:sz w:val="24"/>
-          <w:szCs w:val="24"/>
-        </w:rPr>
-        <w:t>current</w:t>
-      </w:r>
-      <w:proofErr w:type="spellEnd"/>
+        <w:t>aria-current</w:t>
+      </w:r>
       <w:r>
         <w:rPr>
           <w:sz w:val="24"/>
@@ -3459,77 +2900,31 @@
           <w:sz w:val="24"/>
           <w:szCs w:val="24"/>
         </w:rPr>
-        <w:t xml:space="preserve">La tabla del carrito se mantiene como tabla en escritorio. En pantallas menores de 680 </w:t>
-      </w:r>
-      <w:proofErr w:type="spellStart"/>
-      <w:r>
-        <w:rPr>
-          <w:sz w:val="24"/>
-          <w:szCs w:val="24"/>
-        </w:rPr>
-        <w:t>px</w:t>
-      </w:r>
-      <w:proofErr w:type="spellEnd"/>
-      <w:r>
-        <w:rPr>
-          <w:sz w:val="24"/>
-          <w:szCs w:val="24"/>
-        </w:rPr>
-        <w:t xml:space="preserve">, cada fila pasa a ser una tarjeta con </w:t>
-      </w:r>
-      <w:proofErr w:type="spellStart"/>
+        <w:t xml:space="preserve">La tabla del carrito se mantiene como tabla en escritorio. En pantallas menores de 680 px, cada fila pasa a ser una tarjeta con </w:t>
+      </w:r>
       <w:r>
         <w:rPr>
           <w:rFonts w:eastAsia="Consolas"/>
           <w:sz w:val="24"/>
           <w:szCs w:val="24"/>
         </w:rPr>
-        <w:t>display</w:t>
-      </w:r>
-      <w:proofErr w:type="spellEnd"/>
+        <w:t>display: flex</w:t>
+      </w:r>
+      <w:r>
+        <w:rPr>
+          <w:sz w:val="24"/>
+          <w:szCs w:val="24"/>
+        </w:rPr>
+        <w:t xml:space="preserve">, y las celdas muestran su etiqueta mediante </w:t>
+      </w:r>
       <w:r>
         <w:rPr>
           <w:rFonts w:eastAsia="Consolas"/>
           <w:sz w:val="24"/>
           <w:szCs w:val="24"/>
         </w:rPr>
-        <w:t xml:space="preserve">: </w:t>
-      </w:r>
-      <w:proofErr w:type="spellStart"/>
-      <w:r>
-        <w:rPr>
-          <w:rFonts w:eastAsia="Consolas"/>
-          <w:sz w:val="24"/>
-          <w:szCs w:val="24"/>
-        </w:rPr>
-        <w:t>flex</w:t>
-      </w:r>
-      <w:proofErr w:type="spellEnd"/>
-      <w:r>
-        <w:rPr>
-          <w:sz w:val="24"/>
-          <w:szCs w:val="24"/>
-        </w:rPr>
-        <w:t xml:space="preserve">, y las celdas muestran su etiqueta mediante </w:t>
-      </w:r>
-      <w:r>
-        <w:rPr>
-          <w:rFonts w:eastAsia="Consolas"/>
-          <w:sz w:val="24"/>
-          <w:szCs w:val="24"/>
-        </w:rPr>
-        <w:t>data-</w:t>
-      </w:r>
-      <w:proofErr w:type="spellStart"/>
-      <w:r>
-        <w:rPr>
-          <w:rFonts w:eastAsia="Consolas"/>
-          <w:sz w:val="24"/>
-          <w:szCs w:val="24"/>
-        </w:rPr>
-        <w:t>label</w:t>
-      </w:r>
-      <w:proofErr w:type="spellEnd"/>
+        <w:t>data-label</w:t>
+      </w:r>
       <w:r>
         <w:rPr>
           <w:sz w:val="24"/>
@@ -3572,25 +2967,7 @@
           <w:sz w:val="24"/>
           <w:szCs w:val="24"/>
         </w:rPr>
-        <w:t>&lt;</w:t>
-      </w:r>
-      <w:proofErr w:type="spellStart"/>
-      <w:r>
-        <w:rPr>
-          <w:rFonts w:eastAsia="Consolas"/>
-          <w:sz w:val="24"/>
-          <w:szCs w:val="24"/>
-        </w:rPr>
-        <w:t>address</w:t>
-      </w:r>
-      <w:proofErr w:type="spellEnd"/>
-      <w:r>
-        <w:rPr>
-          <w:rFonts w:eastAsia="Consolas"/>
-          <w:sz w:val="24"/>
-          <w:szCs w:val="24"/>
-        </w:rPr>
-        <w:t>&gt;</w:t>
+        <w:t>&lt;address&gt;</w:t>
       </w:r>
       <w:r>
         <w:rPr>
@@ -3635,41 +3012,29 @@
         </w:rPr>
         <w:t xml:space="preserve">Se agregó </w:t>
       </w:r>
-      <w:proofErr w:type="spellStart"/>
       <w:r>
         <w:rPr>
           <w:rFonts w:eastAsia="Consolas"/>
           <w:sz w:val="24"/>
           <w:szCs w:val="24"/>
         </w:rPr>
-        <w:t>font-style</w:t>
-      </w:r>
-      <w:proofErr w:type="spellEnd"/>
+        <w:t>font-style: normal</w:t>
+      </w:r>
+      <w:r>
+        <w:rPr>
+          <w:sz w:val="24"/>
+          <w:szCs w:val="24"/>
+        </w:rPr>
+        <w:t xml:space="preserve"> a </w:t>
+      </w:r>
       <w:r>
         <w:rPr>
           <w:rFonts w:eastAsia="Consolas"/>
           <w:sz w:val="24"/>
           <w:szCs w:val="24"/>
         </w:rPr>
-        <w:t>: normal</w:t>
-      </w:r>
-      <w:r>
-        <w:rPr>
-          <w:sz w:val="24"/>
-          <w:szCs w:val="24"/>
-        </w:rPr>
-        <w:t xml:space="preserve"> a </w:t>
-      </w:r>
-      <w:proofErr w:type="spellStart"/>
-      <w:r>
-        <w:rPr>
-          <w:rFonts w:eastAsia="Consolas"/>
-          <w:sz w:val="24"/>
-          <w:szCs w:val="24"/>
-        </w:rPr>
         <w:t>address</w:t>
       </w:r>
-      <w:proofErr w:type="spellEnd"/>
       <w:r>
         <w:rPr>
           <w:sz w:val="24"/>
@@ -3728,50 +3093,23 @@
           <w:sz w:val="24"/>
           <w:szCs w:val="24"/>
         </w:rPr>
-        <w:t>&lt;</w:t>
-      </w:r>
-      <w:proofErr w:type="spellStart"/>
+        <w:t>&lt;div&gt;</w:t>
+      </w:r>
+      <w:r>
+        <w:rPr>
+          <w:sz w:val="24"/>
+          <w:szCs w:val="24"/>
+        </w:rPr>
+        <w:t xml:space="preserve"> en los sobretítulos, los grupos de botones (</w:t>
+      </w:r>
       <w:r>
         <w:rPr>
           <w:rFonts w:eastAsia="Consolas"/>
           <w:sz w:val="24"/>
           <w:szCs w:val="24"/>
         </w:rPr>
-        <w:t>div</w:t>
-      </w:r>
-      <w:proofErr w:type="spellEnd"/>
-      <w:r>
-        <w:rPr>
-          <w:rFonts w:eastAsia="Consolas"/>
-          <w:sz w:val="24"/>
-          <w:szCs w:val="24"/>
-        </w:rPr>
-        <w:t>&gt;</w:t>
-      </w:r>
-      <w:r>
-        <w:rPr>
-          <w:sz w:val="24"/>
-          <w:szCs w:val="24"/>
-        </w:rPr>
-        <w:t xml:space="preserve"> en los sobretítulos, los grupos de botones </w:t>
-      </w:r>
-      <w:proofErr w:type="gramStart"/>
-      <w:r>
-        <w:rPr>
-          <w:sz w:val="24"/>
-          <w:szCs w:val="24"/>
-        </w:rPr>
-        <w:t>(</w:t>
-      </w:r>
-      <w:r>
-        <w:rPr>
-          <w:rFonts w:eastAsia="Consolas"/>
-          <w:sz w:val="24"/>
-          <w:szCs w:val="24"/>
-        </w:rPr>
         <w:t>.acciones</w:t>
       </w:r>
-      <w:proofErr w:type="gramEnd"/>
       <w:r>
         <w:rPr>
           <w:sz w:val="24"/>
@@ -3836,23 +3174,7 @@
           <w:sz w:val="24"/>
           <w:szCs w:val="24"/>
         </w:rPr>
-        <w:t xml:space="preserve">El encabezado pasa a dos filas hasta 899 </w:t>
-      </w:r>
-      <w:proofErr w:type="spellStart"/>
-      <w:r>
-        <w:rPr>
-          <w:sz w:val="24"/>
-          <w:szCs w:val="24"/>
-        </w:rPr>
-        <w:t>px</w:t>
-      </w:r>
-      <w:proofErr w:type="spellEnd"/>
-      <w:r>
-        <w:rPr>
-          <w:sz w:val="24"/>
-          <w:szCs w:val="24"/>
-        </w:rPr>
-        <w:t>.</w:t>
+        <w:t>El encabezado pasa a dos filas hasta 899 px.</w:t>
       </w:r>
     </w:p>
     <w:p>
@@ -3873,23 +3195,7 @@
           <w:sz w:val="24"/>
           <w:szCs w:val="24"/>
         </w:rPr>
-        <w:t xml:space="preserve">Por debajo de 480 </w:t>
-      </w:r>
-      <w:proofErr w:type="spellStart"/>
-      <w:r>
-        <w:rPr>
-          <w:sz w:val="24"/>
-          <w:szCs w:val="24"/>
-        </w:rPr>
-        <w:t>px</w:t>
-      </w:r>
-      <w:proofErr w:type="spellEnd"/>
-      <w:r>
-        <w:rPr>
-          <w:sz w:val="24"/>
-          <w:szCs w:val="24"/>
-        </w:rPr>
-        <w:t xml:space="preserve"> se centra y deja de ser fijo.</w:t>
+        <w:t>Por debajo de 480 px se centra y deja de ser fijo.</w:t>
       </w:r>
     </w:p>
     <w:p>
@@ -3933,7 +3239,6 @@
         </w:rPr>
         <w:t>El título de la tabla (</w:t>
       </w:r>
-      <w:proofErr w:type="spellStart"/>
       <w:r>
         <w:rPr>
           <w:rFonts w:eastAsia="Consolas"/>
@@ -3942,7 +3247,6 @@
         </w:rPr>
         <w:t>caption</w:t>
       </w:r>
-      <w:proofErr w:type="spellEnd"/>
       <w:r>
         <w:rPr>
           <w:sz w:val="24"/>
@@ -4182,23 +3486,7 @@
                 <w:sz w:val="24"/>
                 <w:szCs w:val="24"/>
               </w:rPr>
-              <w:t>Desbordes horizontales (</w:t>
-            </w:r>
-            <w:proofErr w:type="spellStart"/>
-            <w:r>
-              <w:rPr>
-                <w:sz w:val="24"/>
-                <w:szCs w:val="24"/>
-              </w:rPr>
-              <w:t>Chromium</w:t>
-            </w:r>
-            <w:proofErr w:type="spellEnd"/>
-            <w:r>
-              <w:rPr>
-                <w:sz w:val="24"/>
-                <w:szCs w:val="24"/>
-              </w:rPr>
-              <w:t>)</w:t>
+              <w:t>Desbordes horizontales (Chromium)</w:t>
             </w:r>
           </w:p>
         </w:tc>
@@ -4231,23 +3519,7 @@
                 <w:sz w:val="24"/>
                 <w:szCs w:val="24"/>
               </w:rPr>
-              <w:t xml:space="preserve">10 anchos de 320 a 1920 </w:t>
-            </w:r>
-            <w:proofErr w:type="spellStart"/>
-            <w:r>
-              <w:rPr>
-                <w:sz w:val="24"/>
-                <w:szCs w:val="24"/>
-              </w:rPr>
-              <w:t>px</w:t>
-            </w:r>
-            <w:proofErr w:type="spellEnd"/>
-            <w:r>
-              <w:rPr>
-                <w:sz w:val="24"/>
-                <w:szCs w:val="24"/>
-              </w:rPr>
-              <w:t xml:space="preserve"> × 6 páginas</w:t>
+              <w:t>10 anchos de 320 a 1920 px × 6 páginas</w:t>
             </w:r>
           </w:p>
         </w:tc>
@@ -4318,23 +3590,7 @@
                 <w:sz w:val="24"/>
                 <w:szCs w:val="24"/>
               </w:rPr>
-              <w:t>Accesibilidad automática (</w:t>
-            </w:r>
-            <w:proofErr w:type="spellStart"/>
-            <w:r>
-              <w:rPr>
-                <w:sz w:val="24"/>
-                <w:szCs w:val="24"/>
-              </w:rPr>
-              <w:t>axe-core</w:t>
-            </w:r>
-            <w:proofErr w:type="spellEnd"/>
-            <w:r>
-              <w:rPr>
-                <w:sz w:val="24"/>
-                <w:szCs w:val="24"/>
-              </w:rPr>
-              <w:t>, WCAG 2 A/AA)</w:t>
+              <w:t>Accesibilidad automática (axe-core, WCAG 2 A/AA)</w:t>
             </w:r>
           </w:p>
         </w:tc>
@@ -4367,33 +3623,8 @@
                 <w:sz w:val="24"/>
                 <w:szCs w:val="24"/>
               </w:rPr>
-              <w:t xml:space="preserve">6 páginas, a 375 </w:t>
-            </w:r>
-            <w:proofErr w:type="spellStart"/>
-            <w:r>
-              <w:rPr>
-                <w:sz w:val="24"/>
-                <w:szCs w:val="24"/>
-              </w:rPr>
-              <w:t>px</w:t>
-            </w:r>
-            <w:proofErr w:type="spellEnd"/>
-            <w:r>
-              <w:rPr>
-                <w:sz w:val="24"/>
-                <w:szCs w:val="24"/>
-              </w:rPr>
-              <w:t xml:space="preserve"> y 1280 </w:t>
-            </w:r>
-            <w:proofErr w:type="spellStart"/>
-            <w:r>
-              <w:rPr>
-                <w:sz w:val="24"/>
-                <w:szCs w:val="24"/>
-              </w:rPr>
-              <w:t>px</w:t>
-            </w:r>
-            <w:proofErr w:type="spellEnd"/>
+              <w:t>6 páginas, a 375 px y 1280 px</w:t>
+            </w:r>
           </w:p>
         </w:tc>
         <w:tc>
@@ -4857,7 +4088,6 @@
               </w:rPr>
               <w:t xml:space="preserve">Imagen principal reestructurada con ticket de producto, «Inicio» en el menú, sección «El producto de la semana» eliminada, botones en </w:t>
             </w:r>
-            <w:proofErr w:type="spellStart"/>
             <w:r>
               <w:rPr>
                 <w:rFonts w:eastAsia="Consolas"/>
@@ -4866,7 +4096,6 @@
               </w:rPr>
               <w:t>div</w:t>
             </w:r>
-            <w:proofErr w:type="spellEnd"/>
             <w:r>
               <w:rPr>
                 <w:sz w:val="24"/>
@@ -5113,7 +4342,6 @@
                 <w:szCs w:val="24"/>
               </w:rPr>
             </w:pPr>
-            <w:proofErr w:type="spellStart"/>
             <w:r>
               <w:rPr>
                 <w:rFonts w:eastAsia="Consolas"/>
@@ -5122,7 +4350,6 @@
               </w:rPr>
               <w:t>address</w:t>
             </w:r>
-            <w:proofErr w:type="spellEnd"/>
             <w:r>
               <w:rPr>
                 <w:sz w:val="24"/>
@@ -5215,15 +4442,7 @@
                 <w:sz w:val="24"/>
                 <w:szCs w:val="24"/>
               </w:rPr>
-              <w:t xml:space="preserve">Pestañas </w:t>
-            </w:r>
-            <w:proofErr w:type="gramStart"/>
-            <w:r>
-              <w:rPr>
-                <w:sz w:val="24"/>
-                <w:szCs w:val="24"/>
-              </w:rPr>
-              <w:t xml:space="preserve">con </w:t>
+              <w:t xml:space="preserve">Pestañas con </w:t>
             </w:r>
             <w:r>
               <w:rPr>
@@ -5233,7 +4452,6 @@
               </w:rPr>
               <w:t>:target</w:t>
             </w:r>
-            <w:proofErr w:type="gramEnd"/>
             <w:r>
               <w:rPr>
                 <w:sz w:val="24"/>
@@ -5241,7 +4459,6 @@
               </w:rPr>
               <w:t xml:space="preserve">, campos en </w:t>
             </w:r>
-            <w:proofErr w:type="spellStart"/>
             <w:r>
               <w:rPr>
                 <w:rFonts w:eastAsia="Consolas"/>
@@ -5250,7 +4467,6 @@
               </w:rPr>
               <w:t>div</w:t>
             </w:r>
-            <w:proofErr w:type="spellEnd"/>
             <w:r>
               <w:rPr>
                 <w:sz w:val="24"/>
@@ -5273,7 +4489,6 @@
               </w:rPr>
               <w:t xml:space="preserve"> y </w:t>
             </w:r>
-            <w:proofErr w:type="spellStart"/>
             <w:r>
               <w:rPr>
                 <w:rFonts w:eastAsia="Consolas"/>
@@ -5282,7 +4497,6 @@
               </w:rPr>
               <w:t>pattern</w:t>
             </w:r>
-            <w:proofErr w:type="spellEnd"/>
             <w:r>
               <w:rPr>
                 <w:sz w:val="24"/>
@@ -5290,7 +4504,6 @@
               </w:rPr>
               <w:t xml:space="preserve">, campo oculto </w:t>
             </w:r>
-            <w:proofErr w:type="spellStart"/>
             <w:r>
               <w:rPr>
                 <w:rFonts w:eastAsia="Consolas"/>
@@ -5299,7 +4512,6 @@
               </w:rPr>
               <w:t>accion</w:t>
             </w:r>
-            <w:proofErr w:type="spellEnd"/>
             <w:r>
               <w:rPr>
                 <w:sz w:val="24"/>
@@ -5385,35 +4597,23 @@
                 <w:sz w:val="24"/>
                 <w:szCs w:val="24"/>
               </w:rPr>
-              <w:t>data-</w:t>
-            </w:r>
-            <w:proofErr w:type="spellStart"/>
+              <w:t>data-label</w:t>
+            </w:r>
+            <w:r>
+              <w:rPr>
+                <w:sz w:val="24"/>
+                <w:szCs w:val="24"/>
+              </w:rPr>
+              <w:t xml:space="preserve"> para la versión móvil y botones en </w:t>
+            </w:r>
             <w:r>
               <w:rPr>
                 <w:rFonts w:eastAsia="Consolas"/>
                 <w:sz w:val="24"/>
                 <w:szCs w:val="24"/>
               </w:rPr>
-              <w:t>label</w:t>
-            </w:r>
-            <w:proofErr w:type="spellEnd"/>
-            <w:r>
-              <w:rPr>
-                <w:sz w:val="24"/>
-                <w:szCs w:val="24"/>
-              </w:rPr>
-              <w:t xml:space="preserve"> para la versión móvil y botones en </w:t>
-            </w:r>
-            <w:proofErr w:type="spellStart"/>
-            <w:r>
-              <w:rPr>
-                <w:rFonts w:eastAsia="Consolas"/>
-                <w:sz w:val="24"/>
-                <w:szCs w:val="24"/>
-              </w:rPr>
               <w:t>div</w:t>
             </w:r>
-            <w:proofErr w:type="spellEnd"/>
             <w:r>
               <w:rPr>
                 <w:sz w:val="24"/>
@@ -5451,23 +4651,13 @@
                 <w:szCs w:val="24"/>
               </w:rPr>
             </w:pPr>
-            <w:proofErr w:type="spellStart"/>
             <w:r>
               <w:rPr>
                 <w:rFonts w:eastAsia="Consolas"/>
                 <w:sz w:val="24"/>
                 <w:szCs w:val="24"/>
               </w:rPr>
-              <w:t>css</w:t>
-            </w:r>
-            <w:proofErr w:type="spellEnd"/>
-            <w:r>
-              <w:rPr>
-                <w:rFonts w:eastAsia="Consolas"/>
-                <w:sz w:val="24"/>
-                <w:szCs w:val="24"/>
-              </w:rPr>
-              <w:t>/styles.css</w:t>
+              <w:t>css/styles.css</w:t>
             </w:r>
           </w:p>
         </w:tc>
@@ -5536,24 +4726,53 @@
           <w:sz w:val="24"/>
           <w:szCs w:val="24"/>
         </w:rPr>
-        <w:t xml:space="preserve">meta </w:t>
-      </w:r>
-      <w:proofErr w:type="spellStart"/>
+        <w:t>meta description</w:t>
+      </w:r>
+      <w:r>
+        <w:rPr>
+          <w:sz w:val="24"/>
+          <w:szCs w:val="24"/>
+        </w:rPr>
+        <w:t xml:space="preserve">, el atributo </w:t>
+      </w:r>
       <w:r>
         <w:rPr>
           <w:rFonts w:eastAsia="Consolas"/>
           <w:sz w:val="24"/>
           <w:szCs w:val="24"/>
         </w:rPr>
-        <w:t>description</w:t>
-      </w:r>
-      <w:proofErr w:type="spellEnd"/>
-      <w:r>
-        <w:rPr>
-          <w:sz w:val="24"/>
-          <w:szCs w:val="24"/>
-        </w:rPr>
-        <w:t xml:space="preserve">, el atributo </w:t>
+        <w:t>aria-current</w:t>
+      </w:r>
+      <w:r>
+        <w:rPr>
+          <w:sz w:val="24"/>
+          <w:szCs w:val="24"/>
+        </w:rPr>
+        <w:t>, el nuevo encabezado con ícono de carrito y el nuevo pie de página.</w:t>
+      </w:r>
+    </w:p>
+    <w:p>
+      <w:pPr>
+        <w:pStyle w:val="Ttulo1"/>
+      </w:pPr>
+      <w:r>
+        <w:t>5. Sistema de estilos: decisiones de diseño</w:t>
+      </w:r>
+    </w:p>
+    <w:p>
+      <w:pPr>
+        <w:spacing w:after="120"/>
+        <w:rPr>
+          <w:sz w:val="24"/>
+          <w:szCs w:val="24"/>
+        </w:rPr>
+      </w:pPr>
+      <w:r>
+        <w:rPr>
+          <w:sz w:val="24"/>
+          <w:szCs w:val="24"/>
+        </w:rPr>
+        <w:t xml:space="preserve">El estilo de la página web lo define el archivo </w:t>
       </w:r>
       <w:r>
         <w:rPr>
@@ -5561,55 +4780,6 @@
           <w:sz w:val="24"/>
           <w:szCs w:val="24"/>
         </w:rPr>
-        <w:t>aria-</w:t>
-      </w:r>
-      <w:proofErr w:type="spellStart"/>
-      <w:r>
-        <w:rPr>
-          <w:rFonts w:eastAsia="Consolas"/>
-          <w:sz w:val="24"/>
-          <w:szCs w:val="24"/>
-        </w:rPr>
-        <w:t>current</w:t>
-      </w:r>
-      <w:proofErr w:type="spellEnd"/>
-      <w:r>
-        <w:rPr>
-          <w:sz w:val="24"/>
-          <w:szCs w:val="24"/>
-        </w:rPr>
-        <w:t>, el nuevo encabezado con ícono de carrito y el nuevo pie de página.</w:t>
-      </w:r>
-    </w:p>
-    <w:p>
-      <w:pPr>
-        <w:pStyle w:val="Ttulo1"/>
-      </w:pPr>
-      <w:r>
-        <w:t>5. Sistema de estilos: decisiones de diseño</w:t>
-      </w:r>
-    </w:p>
-    <w:p>
-      <w:pPr>
-        <w:spacing w:after="120"/>
-        <w:rPr>
-          <w:sz w:val="24"/>
-          <w:szCs w:val="24"/>
-        </w:rPr>
-      </w:pPr>
-      <w:r>
-        <w:rPr>
-          <w:sz w:val="24"/>
-          <w:szCs w:val="24"/>
-        </w:rPr>
-        <w:t xml:space="preserve">El estilo de la página web lo define el archivo </w:t>
-      </w:r>
-      <w:r>
-        <w:rPr>
-          <w:rFonts w:eastAsia="Consolas"/>
-          <w:sz w:val="24"/>
-          <w:szCs w:val="24"/>
-        </w:rPr>
         <w:t>styles.css</w:t>
       </w:r>
       <w:r>
@@ -5617,39 +4787,7 @@
           <w:sz w:val="24"/>
           <w:szCs w:val="24"/>
         </w:rPr>
-        <w:t xml:space="preserve">, un único archivo organizado en secciones comentadas y construido con enfoque </w:t>
-      </w:r>
-      <w:proofErr w:type="spellStart"/>
-      <w:r>
-        <w:rPr>
-          <w:sz w:val="24"/>
-          <w:szCs w:val="24"/>
-        </w:rPr>
-        <w:t>mobile-first</w:t>
-      </w:r>
-      <w:proofErr w:type="spellEnd"/>
-      <w:r>
-        <w:rPr>
-          <w:sz w:val="24"/>
-          <w:szCs w:val="24"/>
-        </w:rPr>
-        <w:t xml:space="preserve">: los estilos base son los del celular y las media </w:t>
-      </w:r>
-      <w:proofErr w:type="spellStart"/>
-      <w:r>
-        <w:rPr>
-          <w:sz w:val="24"/>
-          <w:szCs w:val="24"/>
-        </w:rPr>
-        <w:t>queries</w:t>
-      </w:r>
-      <w:proofErr w:type="spellEnd"/>
-      <w:r>
-        <w:rPr>
-          <w:sz w:val="24"/>
-          <w:szCs w:val="24"/>
-        </w:rPr>
-        <w:t xml:space="preserve"> amplían el diseño para pantallas mayores.</w:t>
+        <w:t>, un único archivo organizado en secciones comentadas y construido con enfoque mobile-first: los estilos base son los del celular y las media queries amplían el diseño para pantallas mayores.</w:t>
       </w:r>
     </w:p>
     <w:p>
@@ -5674,15 +4812,7 @@
           <w:sz w:val="24"/>
           <w:szCs w:val="24"/>
         </w:rPr>
-        <w:t xml:space="preserve">Los colores y las tres familias tipográficas están definidos como variables </w:t>
-      </w:r>
-      <w:proofErr w:type="gramStart"/>
-      <w:r>
-        <w:rPr>
-          <w:sz w:val="24"/>
-          <w:szCs w:val="24"/>
-        </w:rPr>
-        <w:t xml:space="preserve">en </w:t>
+        <w:t xml:space="preserve">Los colores y las tres familias tipográficas están definidos como variables en </w:t>
       </w:r>
       <w:r>
         <w:rPr>
@@ -5690,57 +4820,14 @@
           <w:sz w:val="24"/>
           <w:szCs w:val="24"/>
         </w:rPr>
-        <w:t>:</w:t>
-      </w:r>
-      <w:proofErr w:type="spellStart"/>
-      <w:r>
-        <w:rPr>
-          <w:rFonts w:eastAsia="Consolas"/>
-          <w:sz w:val="24"/>
-          <w:szCs w:val="24"/>
-        </w:rPr>
-        <w:t>root</w:t>
-      </w:r>
-      <w:proofErr w:type="spellEnd"/>
-      <w:proofErr w:type="gramEnd"/>
-      <w:r>
-        <w:rPr>
-          <w:sz w:val="24"/>
-          <w:szCs w:val="24"/>
-        </w:rPr>
-        <w:t xml:space="preserve">, de modo que un cambio de paleta se hace en un solo lugar. Las tipografías son </w:t>
-      </w:r>
-      <w:proofErr w:type="spellStart"/>
-      <w:r>
-        <w:rPr>
-          <w:sz w:val="24"/>
-          <w:szCs w:val="24"/>
-        </w:rPr>
-        <w:t>Fraunces</w:t>
-      </w:r>
-      <w:proofErr w:type="spellEnd"/>
-      <w:r>
-        <w:rPr>
-          <w:sz w:val="24"/>
-          <w:szCs w:val="24"/>
-        </w:rPr>
-        <w:t xml:space="preserve"> (títulos y citas), Karla (texto) y </w:t>
-      </w:r>
-      <w:proofErr w:type="spellStart"/>
-      <w:r>
-        <w:rPr>
-          <w:sz w:val="24"/>
-          <w:szCs w:val="24"/>
-        </w:rPr>
-        <w:t>Space</w:t>
-      </w:r>
-      <w:proofErr w:type="spellEnd"/>
-      <w:r>
-        <w:rPr>
-          <w:sz w:val="24"/>
-          <w:szCs w:val="24"/>
-        </w:rPr>
-        <w:t xml:space="preserve"> Mono (etiquetas, códigos y precios), todas con alternativas de sistema.</w:t>
+        <w:t>:root</w:t>
+      </w:r>
+      <w:r>
+        <w:rPr>
+          <w:sz w:val="24"/>
+          <w:szCs w:val="24"/>
+        </w:rPr>
+        <w:t>, de modo que un cambio de paleta se hace en un solo lugar. Las tipografías son Fraunces (títulos y citas), Karla (texto) y Space Mono (etiquetas, códigos y precios), todas con alternativas de sistema.</w:t>
       </w:r>
     </w:p>
     <w:p>
@@ -6361,18 +5448,8 @@
                 <w:sz w:val="24"/>
                 <w:szCs w:val="24"/>
               </w:rPr>
-              <w:t>--</w:t>
-            </w:r>
-            <w:proofErr w:type="spellStart"/>
-            <w:r>
-              <w:rPr>
-                <w:rFonts w:eastAsia="Consolas"/>
-                <w:sz w:val="24"/>
-                <w:szCs w:val="24"/>
-              </w:rPr>
-              <w:t>ambar</w:t>
-            </w:r>
-            <w:proofErr w:type="spellEnd"/>
+              <w:t>--ambar</w:t>
+            </w:r>
           </w:p>
         </w:tc>
         <w:tc>
@@ -6685,18 +5762,8 @@
                 <w:sz w:val="24"/>
                 <w:szCs w:val="24"/>
               </w:rPr>
-              <w:t>--</w:t>
-            </w:r>
-            <w:proofErr w:type="spellStart"/>
-            <w:r>
-              <w:rPr>
-                <w:rFonts w:eastAsia="Consolas"/>
-                <w:sz w:val="24"/>
-                <w:szCs w:val="24"/>
-              </w:rPr>
-              <w:t>linea</w:t>
-            </w:r>
-            <w:proofErr w:type="spellEnd"/>
+              <w:t>--linea</w:t>
+            </w:r>
           </w:p>
         </w:tc>
         <w:tc>
@@ -7001,18 +6068,8 @@
                 <w:sz w:val="24"/>
                 <w:szCs w:val="24"/>
               </w:rPr>
-              <w:t>.sr-</w:t>
-            </w:r>
-            <w:proofErr w:type="spellStart"/>
-            <w:r>
-              <w:rPr>
-                <w:rFonts w:eastAsia="Consolas"/>
-                <w:sz w:val="24"/>
-                <w:szCs w:val="24"/>
-              </w:rPr>
-              <w:t>only</w:t>
-            </w:r>
-            <w:proofErr w:type="spellEnd"/>
+              <w:t>.sr-only</w:t>
+            </w:r>
           </w:p>
         </w:tc>
       </w:tr>
@@ -7826,121 +6883,59 @@
           <w:sz w:val="24"/>
           <w:szCs w:val="24"/>
         </w:rPr>
-        <w:t xml:space="preserve">Se utilizó CSS </w:t>
-      </w:r>
-      <w:proofErr w:type="spellStart"/>
-      <w:r>
-        <w:rPr>
-          <w:sz w:val="24"/>
-          <w:szCs w:val="24"/>
-        </w:rPr>
-        <w:t>Grid</w:t>
-      </w:r>
-      <w:proofErr w:type="spellEnd"/>
-      <w:r>
-        <w:rPr>
-          <w:sz w:val="24"/>
-          <w:szCs w:val="24"/>
-        </w:rPr>
-        <w:t xml:space="preserve"> para las grillas de página y de productos; </w:t>
-      </w:r>
-      <w:proofErr w:type="spellStart"/>
-      <w:r>
-        <w:rPr>
-          <w:sz w:val="24"/>
-          <w:szCs w:val="24"/>
-        </w:rPr>
-        <w:t>Flexbox</w:t>
-      </w:r>
-      <w:proofErr w:type="spellEnd"/>
-      <w:r>
-        <w:rPr>
-          <w:sz w:val="24"/>
-          <w:szCs w:val="24"/>
-        </w:rPr>
-        <w:t xml:space="preserve"> para los menús y para la tabla del carrito en celular; </w:t>
-      </w:r>
-      <w:proofErr w:type="spellStart"/>
-      <w:proofErr w:type="gramStart"/>
+        <w:t xml:space="preserve">Se utilizó CSS Grid para las grillas de página y de productos; Flexbox para los menús y para la tabla del carrito en celular; </w:t>
+      </w:r>
       <w:r>
         <w:rPr>
           <w:rFonts w:eastAsia="Consolas"/>
           <w:sz w:val="24"/>
           <w:szCs w:val="24"/>
         </w:rPr>
-        <w:t>clamp</w:t>
-      </w:r>
-      <w:proofErr w:type="spellEnd"/>
+        <w:t>clamp()</w:t>
+      </w:r>
+      <w:r>
+        <w:rPr>
+          <w:sz w:val="24"/>
+          <w:szCs w:val="24"/>
+        </w:rPr>
+        <w:t xml:space="preserve"> para tipografía y márgenes fluidos; </w:t>
+      </w:r>
       <w:r>
         <w:rPr>
           <w:rFonts w:eastAsia="Consolas"/>
           <w:sz w:val="24"/>
           <w:szCs w:val="24"/>
         </w:rPr>
-        <w:t>(</w:t>
-      </w:r>
-      <w:proofErr w:type="gramEnd"/>
+        <w:t>aspect-ratio</w:t>
+      </w:r>
+      <w:r>
+        <w:rPr>
+          <w:sz w:val="24"/>
+          <w:szCs w:val="24"/>
+        </w:rPr>
+        <w:t xml:space="preserve"> para que las imágenes no se desplacen al cargar; contadores CSS para numerar los pasos; </w:t>
+      </w:r>
       <w:r>
         <w:rPr>
           <w:rFonts w:eastAsia="Consolas"/>
           <w:sz w:val="24"/>
           <w:szCs w:val="24"/>
         </w:rPr>
-        <w:t>)</w:t>
-      </w:r>
-      <w:r>
-        <w:rPr>
-          <w:sz w:val="24"/>
-          <w:szCs w:val="24"/>
-        </w:rPr>
-        <w:t xml:space="preserve"> para tipografía y márgenes fluidos; </w:t>
-      </w:r>
-      <w:proofErr w:type="spellStart"/>
+        <w:t>:target</w:t>
+      </w:r>
+      <w:r>
+        <w:rPr>
+          <w:sz w:val="24"/>
+          <w:szCs w:val="24"/>
+        </w:rPr>
+        <w:t xml:space="preserve"> y </w:t>
+      </w:r>
       <w:r>
         <w:rPr>
           <w:rFonts w:eastAsia="Consolas"/>
           <w:sz w:val="24"/>
           <w:szCs w:val="24"/>
         </w:rPr>
-        <w:t>aspect</w:t>
-      </w:r>
-      <w:proofErr w:type="spellEnd"/>
-      <w:r>
-        <w:rPr>
-          <w:rFonts w:eastAsia="Consolas"/>
-          <w:sz w:val="24"/>
-          <w:szCs w:val="24"/>
-        </w:rPr>
-        <w:t>-ratio</w:t>
-      </w:r>
-      <w:r>
-        <w:rPr>
-          <w:sz w:val="24"/>
-          <w:szCs w:val="24"/>
-        </w:rPr>
-        <w:t xml:space="preserve"> para que las imágenes no se desplacen al cargar; contadores CSS para numerar los pasos; </w:t>
-      </w:r>
-      <w:r>
-        <w:rPr>
-          <w:rFonts w:eastAsia="Consolas"/>
-          <w:sz w:val="24"/>
-          <w:szCs w:val="24"/>
-        </w:rPr>
-        <w:t>:target</w:t>
-      </w:r>
-      <w:r>
-        <w:rPr>
-          <w:sz w:val="24"/>
-          <w:szCs w:val="24"/>
-        </w:rPr>
-        <w:t xml:space="preserve"> y </w:t>
-      </w:r>
-      <w:r>
-        <w:rPr>
-          <w:rFonts w:eastAsia="Consolas"/>
-          <w:sz w:val="24"/>
-          <w:szCs w:val="24"/>
-        </w:rPr>
         <w:t>:has()</w:t>
       </w:r>
       <w:r>
@@ -7957,15 +6952,7 @@
       </w:pPr>
       <w:r>
         <w:lastRenderedPageBreak/>
-        <w:t xml:space="preserve">Puntos de corte (media </w:t>
-      </w:r>
-      <w:proofErr w:type="spellStart"/>
-      <w:r>
-        <w:t>queries</w:t>
-      </w:r>
-      <w:proofErr w:type="spellEnd"/>
-      <w:r>
-        <w:t>)</w:t>
+        <w:t>Puntos de corte (media queries)</w:t>
       </w:r>
     </w:p>
     <w:p>
@@ -8128,17 +7115,8 @@
                 <w:sz w:val="24"/>
                 <w:szCs w:val="24"/>
               </w:rPr>
-              <w:t xml:space="preserve">hasta 479 </w:t>
-            </w:r>
-            <w:proofErr w:type="spellStart"/>
-            <w:r>
-              <w:rPr>
-                <w:sz w:val="24"/>
-                <w:szCs w:val="24"/>
-              </w:rPr>
-              <w:t>px</w:t>
-            </w:r>
-            <w:proofErr w:type="spellEnd"/>
+              <w:t>hasta 479 px</w:t>
+            </w:r>
           </w:p>
         </w:tc>
         <w:tc>
@@ -8208,17 +7186,8 @@
                 <w:sz w:val="24"/>
                 <w:szCs w:val="24"/>
               </w:rPr>
-              <w:t xml:space="preserve">hasta 679 </w:t>
-            </w:r>
-            <w:proofErr w:type="spellStart"/>
-            <w:r>
-              <w:rPr>
-                <w:sz w:val="24"/>
-                <w:szCs w:val="24"/>
-              </w:rPr>
-              <w:t>px</w:t>
-            </w:r>
-            <w:proofErr w:type="spellEnd"/>
+              <w:t>hasta 679 px</w:t>
+            </w:r>
           </w:p>
         </w:tc>
         <w:tc>
@@ -8250,17 +7219,8 @@
                 <w:sz w:val="24"/>
                 <w:szCs w:val="24"/>
               </w:rPr>
-              <w:t xml:space="preserve">La tabla del carrito pasa a tarjetas con </w:t>
-            </w:r>
-            <w:proofErr w:type="spellStart"/>
-            <w:r>
-              <w:rPr>
-                <w:sz w:val="24"/>
-                <w:szCs w:val="24"/>
-              </w:rPr>
-              <w:t>Flexbox</w:t>
-            </w:r>
-            <w:proofErr w:type="spellEnd"/>
+              <w:t>La tabla del carrito pasa a tarjetas con Flexbox</w:t>
+            </w:r>
           </w:p>
         </w:tc>
       </w:tr>
@@ -8297,17 +7257,8 @@
                 <w:sz w:val="24"/>
                 <w:szCs w:val="24"/>
               </w:rPr>
-              <w:t xml:space="preserve">hasta 899 </w:t>
-            </w:r>
-            <w:proofErr w:type="spellStart"/>
-            <w:r>
-              <w:rPr>
-                <w:sz w:val="24"/>
-                <w:szCs w:val="24"/>
-              </w:rPr>
-              <w:t>px</w:t>
-            </w:r>
-            <w:proofErr w:type="spellEnd"/>
+              <w:t>hasta 899 px</w:t>
+            </w:r>
           </w:p>
         </w:tc>
         <w:tc>
@@ -8377,17 +7328,8 @@
                 <w:sz w:val="24"/>
                 <w:szCs w:val="24"/>
               </w:rPr>
-              <w:t xml:space="preserve">desde 480 </w:t>
-            </w:r>
-            <w:proofErr w:type="spellStart"/>
-            <w:r>
-              <w:rPr>
-                <w:sz w:val="24"/>
-                <w:szCs w:val="24"/>
-              </w:rPr>
-              <w:t>px</w:t>
-            </w:r>
-            <w:proofErr w:type="spellEnd"/>
+              <w:t>desde 480 px</w:t>
+            </w:r>
           </w:p>
         </w:tc>
         <w:tc>
@@ -8457,17 +7399,8 @@
                 <w:sz w:val="24"/>
                 <w:szCs w:val="24"/>
               </w:rPr>
-              <w:t xml:space="preserve">desde 600 </w:t>
-            </w:r>
-            <w:proofErr w:type="spellStart"/>
-            <w:r>
-              <w:rPr>
-                <w:sz w:val="24"/>
-                <w:szCs w:val="24"/>
-              </w:rPr>
-              <w:t>px</w:t>
-            </w:r>
-            <w:proofErr w:type="spellEnd"/>
+              <w:t>desde 600 px</w:t>
+            </w:r>
           </w:p>
         </w:tc>
         <w:tc>
@@ -8537,17 +7470,8 @@
                 <w:sz w:val="24"/>
                 <w:szCs w:val="24"/>
               </w:rPr>
-              <w:t xml:space="preserve">desde 760 </w:t>
-            </w:r>
-            <w:proofErr w:type="spellStart"/>
-            <w:r>
-              <w:rPr>
-                <w:sz w:val="24"/>
-                <w:szCs w:val="24"/>
-              </w:rPr>
-              <w:t>px</w:t>
-            </w:r>
-            <w:proofErr w:type="spellEnd"/>
+              <w:t>desde 760 px</w:t>
+            </w:r>
           </w:p>
         </w:tc>
         <w:tc>
@@ -8617,17 +7541,8 @@
                 <w:sz w:val="24"/>
                 <w:szCs w:val="24"/>
               </w:rPr>
-              <w:t xml:space="preserve">desde 800 </w:t>
-            </w:r>
-            <w:proofErr w:type="spellStart"/>
-            <w:r>
-              <w:rPr>
-                <w:sz w:val="24"/>
-                <w:szCs w:val="24"/>
-              </w:rPr>
-              <w:t>px</w:t>
-            </w:r>
-            <w:proofErr w:type="spellEnd"/>
+              <w:t>desde 800 px</w:t>
+            </w:r>
           </w:p>
         </w:tc>
         <w:tc>
@@ -8697,17 +7612,8 @@
                 <w:sz w:val="24"/>
                 <w:szCs w:val="24"/>
               </w:rPr>
-              <w:t xml:space="preserve">desde 860 </w:t>
-            </w:r>
-            <w:proofErr w:type="spellStart"/>
-            <w:r>
-              <w:rPr>
-                <w:sz w:val="24"/>
-                <w:szCs w:val="24"/>
-              </w:rPr>
-              <w:t>px</w:t>
-            </w:r>
-            <w:proofErr w:type="spellEnd"/>
+              <w:t>desde 860 px</w:t>
+            </w:r>
           </w:p>
         </w:tc>
         <w:tc>
@@ -8777,17 +7683,8 @@
                 <w:sz w:val="24"/>
                 <w:szCs w:val="24"/>
               </w:rPr>
-              <w:t xml:space="preserve">desde 960 </w:t>
-            </w:r>
-            <w:proofErr w:type="spellStart"/>
-            <w:r>
-              <w:rPr>
-                <w:sz w:val="24"/>
-                <w:szCs w:val="24"/>
-              </w:rPr>
-              <w:t>px</w:t>
-            </w:r>
-            <w:proofErr w:type="spellEnd"/>
+              <w:t>desde 960 px</w:t>
+            </w:r>
           </w:p>
         </w:tc>
         <w:tc>
@@ -8856,17 +7753,8 @@
                 <w:sz w:val="24"/>
                 <w:szCs w:val="24"/>
               </w:rPr>
-              <w:t xml:space="preserve">desde 1000 </w:t>
-            </w:r>
-            <w:proofErr w:type="spellStart"/>
-            <w:r>
-              <w:rPr>
-                <w:sz w:val="24"/>
-                <w:szCs w:val="24"/>
-              </w:rPr>
-              <w:t>px</w:t>
-            </w:r>
-            <w:proofErr w:type="spellEnd"/>
+              <w:t>desde 1000 px</w:t>
+            </w:r>
           </w:p>
         </w:tc>
         <w:tc>
@@ -8927,7 +7815,6 @@
         </w:rPr>
         <w:t xml:space="preserve">Además, hay reglas para </w:t>
       </w:r>
-      <w:proofErr w:type="spellStart"/>
       <w:r>
         <w:rPr>
           <w:rFonts w:eastAsia="Consolas"/>
@@ -8936,7 +7823,6 @@
         </w:rPr>
         <w:t>prefers-reduced-motion</w:t>
       </w:r>
-      <w:proofErr w:type="spellEnd"/>
       <w:r>
         <w:rPr>
           <w:sz w:val="24"/>
@@ -8996,15 +7882,7 @@
           <w:sz w:val="24"/>
           <w:szCs w:val="24"/>
         </w:rPr>
-        <w:t xml:space="preserve"> los nombres están en español, salvo algunas clases habituales </w:t>
-      </w:r>
-      <w:proofErr w:type="gramStart"/>
-      <w:r>
-        <w:rPr>
-          <w:sz w:val="24"/>
-          <w:szCs w:val="24"/>
-        </w:rPr>
-        <w:t>(</w:t>
+        <w:t xml:space="preserve"> los nombres están en español, salvo algunas clases habituales (</w:t>
       </w:r>
       <w:r>
         <w:rPr>
@@ -9012,19 +7890,23 @@
           <w:sz w:val="24"/>
           <w:szCs w:val="24"/>
         </w:rPr>
-        <w:t>.</w:t>
-      </w:r>
-      <w:proofErr w:type="spellStart"/>
+        <w:t>.hero</w:t>
+      </w:r>
+      <w:r>
+        <w:rPr>
+          <w:sz w:val="24"/>
+          <w:szCs w:val="24"/>
+        </w:rPr>
+        <w:t xml:space="preserve">, </w:t>
+      </w:r>
       <w:r>
         <w:rPr>
           <w:rFonts w:eastAsia="Consolas"/>
           <w:sz w:val="24"/>
           <w:szCs w:val="24"/>
         </w:rPr>
-        <w:t>hero</w:t>
-      </w:r>
-      <w:proofErr w:type="spellEnd"/>
-      <w:proofErr w:type="gramEnd"/>
+        <w:t>.lead</w:t>
+      </w:r>
       <w:r>
         <w:rPr>
           <w:sz w:val="24"/>
@@ -9038,33 +7920,8 @@
           <w:sz w:val="24"/>
           <w:szCs w:val="24"/>
         </w:rPr>
-        <w:t>.lead</w:t>
-      </w:r>
-      <w:r>
-        <w:rPr>
-          <w:sz w:val="24"/>
-          <w:szCs w:val="24"/>
-        </w:rPr>
-        <w:t xml:space="preserve">, </w:t>
-      </w:r>
-      <w:r>
-        <w:rPr>
-          <w:rFonts w:eastAsia="Consolas"/>
-          <w:sz w:val="24"/>
-          <w:szCs w:val="24"/>
-        </w:rPr>
-        <w:t>.sr-</w:t>
-      </w:r>
-      <w:proofErr w:type="spellStart"/>
-      <w:r>
-        <w:rPr>
-          <w:rFonts w:eastAsia="Consolas"/>
-          <w:sz w:val="24"/>
-          <w:szCs w:val="24"/>
-        </w:rPr>
-        <w:t>only</w:t>
-      </w:r>
-      <w:proofErr w:type="spellEnd"/>
+        <w:t>.sr-only</w:t>
+      </w:r>
       <w:r>
         <w:rPr>
           <w:sz w:val="24"/>
@@ -9130,15 +7987,7 @@
           <w:sz w:val="24"/>
           <w:szCs w:val="24"/>
         </w:rPr>
-        <w:t xml:space="preserve"> las partes de un componente repiten su nombre como prefijo. Por ejemplo</w:t>
-      </w:r>
-      <w:proofErr w:type="gramStart"/>
-      <w:r>
-        <w:rPr>
-          <w:sz w:val="24"/>
-          <w:szCs w:val="24"/>
-        </w:rPr>
-        <w:t xml:space="preserve">, </w:t>
+        <w:t xml:space="preserve"> las partes de un componente repiten su nombre como prefijo. Por ejemplo, </w:t>
       </w:r>
       <w:r>
         <w:rPr>
@@ -9148,7 +7997,6 @@
         </w:rPr>
         <w:t>.producto</w:t>
       </w:r>
-      <w:proofErr w:type="gramEnd"/>
       <w:r>
         <w:rPr>
           <w:sz w:val="24"/>
@@ -9229,15 +8077,7 @@
           <w:sz w:val="24"/>
           <w:szCs w:val="24"/>
         </w:rPr>
-        <w:t xml:space="preserve"> variantes de un componente base, </w:t>
-      </w:r>
-      <w:proofErr w:type="gramStart"/>
-      <w:r>
-        <w:rPr>
-          <w:sz w:val="24"/>
-          <w:szCs w:val="24"/>
-        </w:rPr>
-        <w:t xml:space="preserve">como </w:t>
+        <w:t xml:space="preserve"> variantes de un componente base, como </w:t>
       </w:r>
       <w:r>
         <w:rPr>
@@ -9245,19 +8085,38 @@
           <w:sz w:val="24"/>
           <w:szCs w:val="24"/>
         </w:rPr>
-        <w:t>.</w:t>
-      </w:r>
-      <w:proofErr w:type="spellStart"/>
+        <w:t>.boton</w:t>
+      </w:r>
+      <w:r>
+        <w:rPr>
+          <w:sz w:val="24"/>
+          <w:szCs w:val="24"/>
+        </w:rPr>
+        <w:t xml:space="preserve"> y </w:t>
+      </w:r>
       <w:r>
         <w:rPr>
           <w:rFonts w:eastAsia="Consolas"/>
           <w:sz w:val="24"/>
           <w:szCs w:val="24"/>
         </w:rPr>
-        <w:t>boton</w:t>
-      </w:r>
-      <w:proofErr w:type="spellEnd"/>
-      <w:proofErr w:type="gramEnd"/>
+        <w:t>.secundario</w:t>
+      </w:r>
+      <w:r>
+        <w:rPr>
+          <w:sz w:val="24"/>
+          <w:szCs w:val="24"/>
+        </w:rPr>
+        <w:t xml:space="preserve">, o </w:t>
+      </w:r>
+      <w:r>
+        <w:rPr>
+          <w:rFonts w:eastAsia="Consolas"/>
+          <w:sz w:val="24"/>
+          <w:szCs w:val="24"/>
+        </w:rPr>
+        <w:t>.sobretitulo</w:t>
+      </w:r>
       <w:r>
         <w:rPr>
           <w:sz w:val="24"/>
@@ -9271,65 +8130,7 @@
           <w:sz w:val="24"/>
           <w:szCs w:val="24"/>
         </w:rPr>
-        <w:t>.secundario</w:t>
-      </w:r>
-      <w:r>
-        <w:rPr>
-          <w:sz w:val="24"/>
-          <w:szCs w:val="24"/>
-        </w:rPr>
-        <w:t xml:space="preserve">, o </w:t>
-      </w:r>
-      <w:r>
-        <w:rPr>
-          <w:rFonts w:eastAsia="Consolas"/>
-          <w:sz w:val="24"/>
-          <w:szCs w:val="24"/>
-        </w:rPr>
-        <w:t>.</w:t>
-      </w:r>
-      <w:proofErr w:type="spellStart"/>
-      <w:r>
-        <w:rPr>
-          <w:rFonts w:eastAsia="Consolas"/>
-          <w:sz w:val="24"/>
-          <w:szCs w:val="24"/>
-        </w:rPr>
-        <w:t>sobretitulo</w:t>
-      </w:r>
-      <w:proofErr w:type="spellEnd"/>
-      <w:r>
-        <w:rPr>
-          <w:sz w:val="24"/>
-          <w:szCs w:val="24"/>
-        </w:rPr>
-        <w:t xml:space="preserve"> y </w:t>
-      </w:r>
-      <w:r>
-        <w:rPr>
-          <w:rFonts w:eastAsia="Consolas"/>
-          <w:sz w:val="24"/>
-          <w:szCs w:val="24"/>
-        </w:rPr>
-        <w:t>.</w:t>
-      </w:r>
-      <w:proofErr w:type="spellStart"/>
-      <w:r>
-        <w:rPr>
-          <w:rFonts w:eastAsia="Consolas"/>
-          <w:sz w:val="24"/>
-          <w:szCs w:val="24"/>
-        </w:rPr>
-        <w:t>sobretitulo</w:t>
-      </w:r>
-      <w:proofErr w:type="spellEnd"/>
-      <w:r>
-        <w:rPr>
-          <w:rFonts w:eastAsia="Consolas"/>
-          <w:sz w:val="24"/>
-          <w:szCs w:val="24"/>
-        </w:rPr>
-        <w:t>-acento</w:t>
+        <w:t>.sobretitulo-acento</w:t>
       </w:r>
       <w:r>
         <w:rPr>
@@ -9374,42 +8175,23 @@
           <w:sz w:val="24"/>
           <w:szCs w:val="24"/>
         </w:rPr>
-        <w:t>.sr-</w:t>
-      </w:r>
-      <w:proofErr w:type="spellStart"/>
+        <w:t>.sr-only</w:t>
+      </w:r>
+      <w:r>
+        <w:rPr>
+          <w:sz w:val="24"/>
+          <w:szCs w:val="24"/>
+        </w:rPr>
+        <w:t xml:space="preserve"> y </w:t>
+      </w:r>
       <w:r>
         <w:rPr>
           <w:rFonts w:eastAsia="Consolas"/>
           <w:sz w:val="24"/>
           <w:szCs w:val="24"/>
         </w:rPr>
-        <w:t>only</w:t>
-      </w:r>
-      <w:proofErr w:type="spellEnd"/>
-      <w:r>
-        <w:rPr>
-          <w:sz w:val="24"/>
-          <w:szCs w:val="24"/>
-        </w:rPr>
-        <w:t xml:space="preserve"> </w:t>
-      </w:r>
-      <w:proofErr w:type="gramStart"/>
-      <w:r>
-        <w:rPr>
-          <w:sz w:val="24"/>
-          <w:szCs w:val="24"/>
-        </w:rPr>
-        <w:t xml:space="preserve">y </w:t>
-      </w:r>
-      <w:r>
-        <w:rPr>
-          <w:rFonts w:eastAsia="Consolas"/>
-          <w:sz w:val="24"/>
-          <w:szCs w:val="24"/>
-        </w:rPr>
         <w:t>.saltar</w:t>
       </w:r>
-      <w:proofErr w:type="gramEnd"/>
       <w:r>
         <w:rPr>
           <w:sz w:val="24"/>
@@ -9674,7 +8456,6 @@
                 <w:szCs w:val="24"/>
               </w:rPr>
             </w:pPr>
-            <w:proofErr w:type="gramStart"/>
             <w:r>
               <w:rPr>
                 <w:rFonts w:eastAsia="Consolas"/>
@@ -9683,7 +8464,6 @@
               </w:rPr>
               <w:t>.marca</w:t>
             </w:r>
-            <w:proofErr w:type="gramEnd"/>
             <w:r>
               <w:rPr>
                 <w:sz w:val="24"/>
@@ -9841,26 +8621,14 @@
                 <w:szCs w:val="24"/>
               </w:rPr>
             </w:pPr>
-            <w:proofErr w:type="gramStart"/>
             <w:r>
               <w:rPr>
                 <w:rFonts w:eastAsia="Consolas"/>
                 <w:sz w:val="24"/>
                 <w:szCs w:val="24"/>
               </w:rPr>
-              <w:t>.</w:t>
-            </w:r>
-            <w:proofErr w:type="spellStart"/>
-            <w:r>
-              <w:rPr>
-                <w:rFonts w:eastAsia="Consolas"/>
-                <w:sz w:val="24"/>
-                <w:szCs w:val="24"/>
-              </w:rPr>
-              <w:t>boton</w:t>
-            </w:r>
-            <w:proofErr w:type="spellEnd"/>
-            <w:proofErr w:type="gramEnd"/>
+              <w:t>.boton</w:t>
+            </w:r>
             <w:r>
               <w:rPr>
                 <w:sz w:val="24"/>
@@ -9988,23 +8756,28 @@
                 <w:szCs w:val="24"/>
               </w:rPr>
             </w:pPr>
-            <w:proofErr w:type="gramStart"/>
             <w:r>
               <w:rPr>
                 <w:rFonts w:eastAsia="Consolas"/>
                 <w:sz w:val="24"/>
                 <w:szCs w:val="24"/>
               </w:rPr>
-              <w:t>.encabezado</w:t>
-            </w:r>
-            <w:proofErr w:type="gramEnd"/>
+              <w:t>.encabezado-pagina</w:t>
+            </w:r>
+            <w:r>
+              <w:rPr>
+                <w:sz w:val="24"/>
+                <w:szCs w:val="24"/>
+              </w:rPr>
+              <w:t xml:space="preserve">, </w:t>
+            </w:r>
             <w:r>
               <w:rPr>
                 <w:rFonts w:eastAsia="Consolas"/>
                 <w:sz w:val="24"/>
                 <w:szCs w:val="24"/>
               </w:rPr>
-              <w:t>-pagina</w:t>
+              <w:t>.sobretitulo</w:t>
             </w:r>
             <w:r>
               <w:rPr>
@@ -10019,50 +8792,7 @@
                 <w:sz w:val="24"/>
                 <w:szCs w:val="24"/>
               </w:rPr>
-              <w:t>.</w:t>
-            </w:r>
-            <w:proofErr w:type="spellStart"/>
-            <w:r>
-              <w:rPr>
-                <w:rFonts w:eastAsia="Consolas"/>
-                <w:sz w:val="24"/>
-                <w:szCs w:val="24"/>
-              </w:rPr>
-              <w:t>sobretitulo</w:t>
-            </w:r>
-            <w:proofErr w:type="spellEnd"/>
-            <w:r>
-              <w:rPr>
-                <w:sz w:val="24"/>
-                <w:szCs w:val="24"/>
-              </w:rPr>
-              <w:t xml:space="preserve">, </w:t>
-            </w:r>
-            <w:r>
-              <w:rPr>
-                <w:rFonts w:eastAsia="Consolas"/>
-                <w:sz w:val="24"/>
-                <w:szCs w:val="24"/>
-              </w:rPr>
-              <w:t>.</w:t>
-            </w:r>
-            <w:proofErr w:type="spellStart"/>
-            <w:r>
-              <w:rPr>
-                <w:rFonts w:eastAsia="Consolas"/>
-                <w:sz w:val="24"/>
-                <w:szCs w:val="24"/>
-              </w:rPr>
-              <w:t>sobretitulo</w:t>
-            </w:r>
-            <w:proofErr w:type="spellEnd"/>
-            <w:r>
-              <w:rPr>
-                <w:rFonts w:eastAsia="Consolas"/>
-                <w:sz w:val="24"/>
-                <w:szCs w:val="24"/>
-              </w:rPr>
-              <w:t>-acento</w:t>
+              <w:t>.sobretitulo-acento</w:t>
             </w:r>
           </w:p>
         </w:tc>
@@ -10161,26 +8891,29 @@
                 <w:szCs w:val="24"/>
               </w:rPr>
             </w:pPr>
-            <w:proofErr w:type="gramStart"/>
             <w:r>
               <w:rPr>
                 <w:rFonts w:eastAsia="Consolas"/>
                 <w:sz w:val="24"/>
                 <w:szCs w:val="24"/>
               </w:rPr>
-              <w:t>.</w:t>
-            </w:r>
-            <w:proofErr w:type="spellStart"/>
+              <w:t>.hero</w:t>
+            </w:r>
+            <w:r>
+              <w:rPr>
+                <w:sz w:val="24"/>
+                <w:szCs w:val="24"/>
+              </w:rPr>
+              <w:t xml:space="preserve">, </w:t>
+            </w:r>
             <w:r>
               <w:rPr>
                 <w:rFonts w:eastAsia="Consolas"/>
                 <w:sz w:val="24"/>
                 <w:szCs w:val="24"/>
               </w:rPr>
-              <w:t>hero</w:t>
-            </w:r>
-            <w:proofErr w:type="spellEnd"/>
-            <w:proofErr w:type="gramEnd"/>
+              <w:t>.ventajas</w:t>
+            </w:r>
             <w:r>
               <w:rPr>
                 <w:sz w:val="24"/>
@@ -10194,7 +8927,7 @@
                 <w:sz w:val="24"/>
                 <w:szCs w:val="24"/>
               </w:rPr>
-              <w:t>.ventajas</w:t>
+              <w:t>.ticket</w:t>
             </w:r>
             <w:r>
               <w:rPr>
@@ -10209,33 +8942,8 @@
                 <w:sz w:val="24"/>
                 <w:szCs w:val="24"/>
               </w:rPr>
-              <w:t>.ticket</w:t>
-            </w:r>
-            <w:r>
-              <w:rPr>
-                <w:sz w:val="24"/>
-                <w:szCs w:val="24"/>
-              </w:rPr>
-              <w:t xml:space="preserve">, </w:t>
-            </w:r>
-            <w:r>
-              <w:rPr>
-                <w:rFonts w:eastAsia="Consolas"/>
-                <w:sz w:val="24"/>
-                <w:szCs w:val="24"/>
-              </w:rPr>
-              <w:t>.ticket-</w:t>
-            </w:r>
-            <w:proofErr w:type="spellStart"/>
-            <w:r>
-              <w:rPr>
-                <w:rFonts w:eastAsia="Consolas"/>
-                <w:sz w:val="24"/>
-                <w:szCs w:val="24"/>
-              </w:rPr>
-              <w:t>codigo</w:t>
-            </w:r>
-            <w:proofErr w:type="spellEnd"/>
+              <w:t>.ticket-codigo</w:t>
+            </w:r>
             <w:r>
               <w:rPr>
                 <w:sz w:val="24"/>
@@ -10363,7 +9071,6 @@
                 <w:szCs w:val="24"/>
               </w:rPr>
             </w:pPr>
-            <w:proofErr w:type="gramStart"/>
             <w:r>
               <w:rPr>
                 <w:rFonts w:eastAsia="Consolas"/>
@@ -10372,7 +9079,6 @@
               </w:rPr>
               <w:t>.pasos</w:t>
             </w:r>
-            <w:proofErr w:type="gramEnd"/>
           </w:p>
         </w:tc>
         <w:tc>
@@ -10470,7 +9176,6 @@
                 <w:szCs w:val="24"/>
               </w:rPr>
             </w:pPr>
-            <w:proofErr w:type="gramStart"/>
             <w:r>
               <w:rPr>
                 <w:rFonts w:eastAsia="Consolas"/>
@@ -10479,7 +9184,6 @@
               </w:rPr>
               <w:t>.filtros</w:t>
             </w:r>
-            <w:proofErr w:type="gramEnd"/>
             <w:r>
               <w:rPr>
                 <w:sz w:val="24"/>
@@ -10568,18 +9272,23 @@
                 <w:sz w:val="24"/>
                 <w:szCs w:val="24"/>
               </w:rPr>
-              <w:t>.</w:t>
-            </w:r>
-            <w:proofErr w:type="spellStart"/>
+              <w:t>.codigo</w:t>
+            </w:r>
+            <w:r>
+              <w:rPr>
+                <w:sz w:val="24"/>
+                <w:szCs w:val="24"/>
+              </w:rPr>
+              <w:t xml:space="preserve">, </w:t>
+            </w:r>
             <w:r>
               <w:rPr>
                 <w:rFonts w:eastAsia="Consolas"/>
                 <w:sz w:val="24"/>
                 <w:szCs w:val="24"/>
               </w:rPr>
-              <w:t>codigo</w:t>
-            </w:r>
-            <w:proofErr w:type="spellEnd"/>
+              <w:t>.precio</w:t>
+            </w:r>
             <w:r>
               <w:rPr>
                 <w:sz w:val="24"/>
@@ -10593,33 +9302,8 @@
                 <w:sz w:val="24"/>
                 <w:szCs w:val="24"/>
               </w:rPr>
-              <w:t>.precio</w:t>
-            </w:r>
-            <w:r>
-              <w:rPr>
-                <w:sz w:val="24"/>
-                <w:szCs w:val="24"/>
-              </w:rPr>
-              <w:t xml:space="preserve">, </w:t>
-            </w:r>
-            <w:r>
-              <w:rPr>
-                <w:rFonts w:eastAsia="Consolas"/>
-                <w:sz w:val="24"/>
-                <w:szCs w:val="24"/>
-              </w:rPr>
-              <w:t>.</w:t>
-            </w:r>
-            <w:proofErr w:type="spellStart"/>
-            <w:r>
-              <w:rPr>
-                <w:rFonts w:eastAsia="Consolas"/>
-                <w:sz w:val="24"/>
-                <w:szCs w:val="24"/>
-              </w:rPr>
-              <w:t>mas</w:t>
-            </w:r>
-            <w:proofErr w:type="spellEnd"/>
+              <w:t>.mas</w:t>
+            </w:r>
             <w:r>
               <w:rPr>
                 <w:sz w:val="24"/>
@@ -10747,34 +9431,14 @@
                 <w:szCs w:val="24"/>
               </w:rPr>
             </w:pPr>
-            <w:proofErr w:type="gramStart"/>
             <w:r>
               <w:rPr>
                 <w:rFonts w:eastAsia="Consolas"/>
                 <w:sz w:val="24"/>
                 <w:szCs w:val="24"/>
               </w:rPr>
-              <w:t>.tabla</w:t>
-            </w:r>
-            <w:proofErr w:type="gramEnd"/>
-            <w:r>
-              <w:rPr>
-                <w:rFonts w:eastAsia="Consolas"/>
-                <w:sz w:val="24"/>
-                <w:szCs w:val="24"/>
-              </w:rPr>
-              <w:t>-</w:t>
-            </w:r>
-            <w:proofErr w:type="spellStart"/>
-            <w:r>
-              <w:rPr>
-                <w:rFonts w:eastAsia="Consolas"/>
-                <w:sz w:val="24"/>
-                <w:szCs w:val="24"/>
-              </w:rPr>
-              <w:t>wrap</w:t>
-            </w:r>
-            <w:proofErr w:type="spellEnd"/>
+              <w:t>.tabla-wrap</w:t>
+            </w:r>
             <w:r>
               <w:rPr>
                 <w:sz w:val="24"/>
@@ -10917,7 +9581,6 @@
                 <w:szCs w:val="24"/>
               </w:rPr>
             </w:pPr>
-            <w:proofErr w:type="gramStart"/>
             <w:r>
               <w:rPr>
                 <w:rFonts w:eastAsia="Consolas"/>
@@ -10926,7 +9589,6 @@
               </w:rPr>
               <w:t>.contacto</w:t>
             </w:r>
-            <w:proofErr w:type="gramEnd"/>
             <w:r>
               <w:rPr>
                 <w:sz w:val="24"/>
@@ -11054,34 +9716,14 @@
                 <w:szCs w:val="24"/>
               </w:rPr>
             </w:pPr>
-            <w:proofErr w:type="gramStart"/>
             <w:r>
               <w:rPr>
                 <w:rFonts w:eastAsia="Consolas"/>
                 <w:sz w:val="24"/>
                 <w:szCs w:val="24"/>
               </w:rPr>
-              <w:t>.cuenta</w:t>
-            </w:r>
-            <w:proofErr w:type="gramEnd"/>
-            <w:r>
-              <w:rPr>
-                <w:rFonts w:eastAsia="Consolas"/>
-                <w:sz w:val="24"/>
-                <w:szCs w:val="24"/>
-              </w:rPr>
-              <w:t>-</w:t>
-            </w:r>
-            <w:proofErr w:type="spellStart"/>
-            <w:r>
-              <w:rPr>
-                <w:rFonts w:eastAsia="Consolas"/>
-                <w:sz w:val="24"/>
-                <w:szCs w:val="24"/>
-              </w:rPr>
-              <w:t>grid</w:t>
-            </w:r>
-            <w:proofErr w:type="spellEnd"/>
+              <w:t>.cuenta-grid</w:t>
+            </w:r>
             <w:r>
               <w:rPr>
                 <w:sz w:val="24"/>
@@ -11284,34 +9926,14 @@
                 <w:szCs w:val="24"/>
               </w:rPr>
             </w:pPr>
-            <w:proofErr w:type="gramStart"/>
             <w:r>
               <w:rPr>
                 <w:rFonts w:eastAsia="Consolas"/>
                 <w:sz w:val="24"/>
                 <w:szCs w:val="24"/>
               </w:rPr>
-              <w:t>.pie</w:t>
-            </w:r>
-            <w:proofErr w:type="gramEnd"/>
-            <w:r>
-              <w:rPr>
-                <w:rFonts w:eastAsia="Consolas"/>
-                <w:sz w:val="24"/>
-                <w:szCs w:val="24"/>
-              </w:rPr>
-              <w:t>-</w:t>
-            </w:r>
-            <w:proofErr w:type="spellStart"/>
-            <w:r>
-              <w:rPr>
-                <w:rFonts w:eastAsia="Consolas"/>
-                <w:sz w:val="24"/>
-                <w:szCs w:val="24"/>
-              </w:rPr>
-              <w:t>grid</w:t>
-            </w:r>
-            <w:proofErr w:type="spellEnd"/>
+              <w:t>.pie-grid</w:t>
+            </w:r>
             <w:r>
               <w:rPr>
                 <w:sz w:val="24"/>
@@ -11458,35 +10080,23 @@
                 <w:sz w:val="24"/>
                 <w:szCs w:val="24"/>
               </w:rPr>
-              <w:t>.sr-</w:t>
-            </w:r>
-            <w:proofErr w:type="spellStart"/>
+              <w:t>.sr-only</w:t>
+            </w:r>
+            <w:r>
+              <w:rPr>
+                <w:sz w:val="24"/>
+                <w:szCs w:val="24"/>
+              </w:rPr>
+              <w:t xml:space="preserve">, </w:t>
+            </w:r>
             <w:r>
               <w:rPr>
                 <w:rFonts w:eastAsia="Consolas"/>
                 <w:sz w:val="24"/>
                 <w:szCs w:val="24"/>
               </w:rPr>
-              <w:t>only</w:t>
-            </w:r>
-            <w:proofErr w:type="spellEnd"/>
-            <w:proofErr w:type="gramStart"/>
-            <w:r>
-              <w:rPr>
-                <w:sz w:val="24"/>
-                <w:szCs w:val="24"/>
-              </w:rPr>
-              <w:t xml:space="preserve">, </w:t>
-            </w:r>
-            <w:r>
-              <w:rPr>
-                <w:rFonts w:eastAsia="Consolas"/>
-                <w:sz w:val="24"/>
-                <w:szCs w:val="24"/>
-              </w:rPr>
               <w:t>.saltar</w:t>
             </w:r>
-            <w:proofErr w:type="gramEnd"/>
           </w:p>
         </w:tc>
         <w:tc>
@@ -11555,55 +10165,7 @@
           <w:sz w:val="24"/>
           <w:szCs w:val="24"/>
         </w:rPr>
-        <w:t xml:space="preserve">Las seis páginas pasaron la auditoría automática de </w:t>
-      </w:r>
-      <w:proofErr w:type="spellStart"/>
-      <w:r>
-        <w:rPr>
-          <w:sz w:val="24"/>
-          <w:szCs w:val="24"/>
-        </w:rPr>
-        <w:t>axe-core</w:t>
-      </w:r>
-      <w:proofErr w:type="spellEnd"/>
-      <w:r>
-        <w:rPr>
-          <w:sz w:val="24"/>
-          <w:szCs w:val="24"/>
-        </w:rPr>
-        <w:t xml:space="preserve"> (WCAG 2 A/AA) con 0 violaciones, a 375 </w:t>
-      </w:r>
-      <w:proofErr w:type="spellStart"/>
-      <w:r>
-        <w:rPr>
-          <w:sz w:val="24"/>
-          <w:szCs w:val="24"/>
-        </w:rPr>
-        <w:t>px</w:t>
-      </w:r>
-      <w:proofErr w:type="spellEnd"/>
-      <w:r>
-        <w:rPr>
-          <w:sz w:val="24"/>
-          <w:szCs w:val="24"/>
-        </w:rPr>
-        <w:t xml:space="preserve"> y a 1280 </w:t>
-      </w:r>
-      <w:proofErr w:type="spellStart"/>
-      <w:r>
-        <w:rPr>
-          <w:sz w:val="24"/>
-          <w:szCs w:val="24"/>
-        </w:rPr>
-        <w:t>px</w:t>
-      </w:r>
-      <w:proofErr w:type="spellEnd"/>
-      <w:r>
-        <w:rPr>
-          <w:sz w:val="24"/>
-          <w:szCs w:val="24"/>
-        </w:rPr>
-        <w:t>. La auditoría no reemplaza una prueba con lector de pantalla.</w:t>
+        <w:t>Las seis páginas pasaron la auditoría automática de axe-core (WCAG 2 A/AA) con 0 violaciones, a 375 px y a 1280 px. La auditoría no reemplaza una prueba con lector de pantalla.</w:t>
       </w:r>
     </w:p>
     <w:p>
@@ -11794,7 +10356,6 @@
                 <w:szCs w:val="24"/>
               </w:rPr>
             </w:pPr>
-            <w:proofErr w:type="spellStart"/>
             <w:r>
               <w:rPr>
                 <w:rFonts w:eastAsia="Consolas"/>
@@ -11803,7 +10364,6 @@
               </w:rPr>
               <w:t>header</w:t>
             </w:r>
-            <w:proofErr w:type="spellEnd"/>
             <w:r>
               <w:rPr>
                 <w:sz w:val="24"/>
@@ -11811,7 +10371,6 @@
               </w:rPr>
               <w:t xml:space="preserve">, </w:t>
             </w:r>
-            <w:proofErr w:type="spellStart"/>
             <w:r>
               <w:rPr>
                 <w:rFonts w:eastAsia="Consolas"/>
@@ -11820,7 +10379,6 @@
               </w:rPr>
               <w:t>nav</w:t>
             </w:r>
-            <w:proofErr w:type="spellEnd"/>
             <w:r>
               <w:rPr>
                 <w:sz w:val="24"/>
@@ -11828,7 +10386,6 @@
               </w:rPr>
               <w:t xml:space="preserve">, </w:t>
             </w:r>
-            <w:proofErr w:type="spellStart"/>
             <w:r>
               <w:rPr>
                 <w:rFonts w:eastAsia="Consolas"/>
@@ -11837,7 +10394,6 @@
               </w:rPr>
               <w:t>main</w:t>
             </w:r>
-            <w:proofErr w:type="spellEnd"/>
             <w:r>
               <w:rPr>
                 <w:sz w:val="24"/>
@@ -11845,7 +10401,6 @@
               </w:rPr>
               <w:t xml:space="preserve">, </w:t>
             </w:r>
-            <w:proofErr w:type="spellStart"/>
             <w:r>
               <w:rPr>
                 <w:rFonts w:eastAsia="Consolas"/>
@@ -11854,7 +10409,6 @@
               </w:rPr>
               <w:t>section</w:t>
             </w:r>
-            <w:proofErr w:type="spellEnd"/>
             <w:r>
               <w:rPr>
                 <w:sz w:val="24"/>
@@ -11862,7 +10416,6 @@
               </w:rPr>
               <w:t xml:space="preserve">, </w:t>
             </w:r>
-            <w:proofErr w:type="spellStart"/>
             <w:r>
               <w:rPr>
                 <w:rFonts w:eastAsia="Consolas"/>
@@ -11871,7 +10424,6 @@
               </w:rPr>
               <w:t>article</w:t>
             </w:r>
-            <w:proofErr w:type="spellEnd"/>
             <w:r>
               <w:rPr>
                 <w:sz w:val="24"/>
@@ -11894,7 +10446,6 @@
               </w:rPr>
               <w:t xml:space="preserve"> y </w:t>
             </w:r>
-            <w:proofErr w:type="spellStart"/>
             <w:r>
               <w:rPr>
                 <w:rFonts w:eastAsia="Consolas"/>
@@ -11903,7 +10454,6 @@
               </w:rPr>
               <w:t>footer</w:t>
             </w:r>
-            <w:proofErr w:type="spellEnd"/>
             <w:r>
               <w:rPr>
                 <w:sz w:val="24"/>
@@ -11997,7 +10547,6 @@
               </w:rPr>
               <w:t xml:space="preserve">Cada </w:t>
             </w:r>
-            <w:proofErr w:type="spellStart"/>
             <w:r>
               <w:rPr>
                 <w:rFonts w:eastAsia="Consolas"/>
@@ -12006,7 +10555,6 @@
               </w:rPr>
               <w:t>nav</w:t>
             </w:r>
-            <w:proofErr w:type="spellEnd"/>
             <w:r>
               <w:rPr>
                 <w:sz w:val="24"/>
@@ -12020,50 +10568,22 @@
                 <w:sz w:val="24"/>
                 <w:szCs w:val="24"/>
               </w:rPr>
-              <w:t>aria-</w:t>
-            </w:r>
-            <w:proofErr w:type="spellStart"/>
+              <w:t>aria-label</w:t>
+            </w:r>
+            <w:r>
+              <w:rPr>
+                <w:sz w:val="24"/>
+                <w:szCs w:val="24"/>
+              </w:rPr>
+              <w:t xml:space="preserve"> propio; </w:t>
+            </w:r>
             <w:r>
               <w:rPr>
                 <w:rFonts w:eastAsia="Consolas"/>
                 <w:sz w:val="24"/>
                 <w:szCs w:val="24"/>
               </w:rPr>
-              <w:t>label</w:t>
-            </w:r>
-            <w:proofErr w:type="spellEnd"/>
-            <w:r>
-              <w:rPr>
-                <w:sz w:val="24"/>
-                <w:szCs w:val="24"/>
-              </w:rPr>
-              <w:t xml:space="preserve"> propio; </w:t>
-            </w:r>
-            <w:r>
-              <w:rPr>
-                <w:rFonts w:eastAsia="Consolas"/>
-                <w:sz w:val="24"/>
-                <w:szCs w:val="24"/>
-              </w:rPr>
-              <w:t>aria-</w:t>
-            </w:r>
-            <w:proofErr w:type="spellStart"/>
-            <w:r>
-              <w:rPr>
-                <w:rFonts w:eastAsia="Consolas"/>
-                <w:sz w:val="24"/>
-                <w:szCs w:val="24"/>
-              </w:rPr>
-              <w:t>current</w:t>
-            </w:r>
-            <w:proofErr w:type="spellEnd"/>
-            <w:r>
-              <w:rPr>
-                <w:rFonts w:eastAsia="Consolas"/>
-                <w:sz w:val="24"/>
-                <w:szCs w:val="24"/>
-              </w:rPr>
-              <w:t>="page"</w:t>
+              <w:t>aria-current="page"</w:t>
             </w:r>
             <w:r>
               <w:rPr>
@@ -12142,18 +10662,8 @@
                 <w:sz w:val="24"/>
                 <w:szCs w:val="24"/>
               </w:rPr>
-              <w:t>aria-</w:t>
-            </w:r>
-            <w:proofErr w:type="spellStart"/>
-            <w:r>
-              <w:rPr>
-                <w:rFonts w:eastAsia="Consolas"/>
-                <w:sz w:val="24"/>
-                <w:szCs w:val="24"/>
-              </w:rPr>
-              <w:t>labelledby</w:t>
-            </w:r>
-            <w:proofErr w:type="spellEnd"/>
+              <w:t>aria-labelledby</w:t>
+            </w:r>
             <w:r>
               <w:rPr>
                 <w:sz w:val="24"/>
@@ -12232,7 +10742,6 @@
               </w:rPr>
               <w:t xml:space="preserve">Cada campo con su </w:t>
             </w:r>
-            <w:proofErr w:type="spellStart"/>
             <w:r>
               <w:rPr>
                 <w:rFonts w:eastAsia="Consolas"/>
@@ -12241,7 +10750,6 @@
               </w:rPr>
               <w:t>label</w:t>
             </w:r>
-            <w:proofErr w:type="spellEnd"/>
             <w:r>
               <w:rPr>
                 <w:sz w:val="24"/>
@@ -12264,7 +10772,6 @@
               </w:rPr>
               <w:t xml:space="preserve"> y validación nativa (</w:t>
             </w:r>
-            <w:proofErr w:type="spellStart"/>
             <w:r>
               <w:rPr>
                 <w:rFonts w:eastAsia="Consolas"/>
@@ -12273,7 +10780,6 @@
               </w:rPr>
               <w:t>required</w:t>
             </w:r>
-            <w:proofErr w:type="spellEnd"/>
             <w:r>
               <w:rPr>
                 <w:sz w:val="24"/>
@@ -12281,7 +10787,6 @@
               </w:rPr>
               <w:t xml:space="preserve">, </w:t>
             </w:r>
-            <w:proofErr w:type="spellStart"/>
             <w:r>
               <w:rPr>
                 <w:rFonts w:eastAsia="Consolas"/>
@@ -12290,7 +10795,6 @@
               </w:rPr>
               <w:t>minlength</w:t>
             </w:r>
-            <w:proofErr w:type="spellEnd"/>
             <w:r>
               <w:rPr>
                 <w:sz w:val="24"/>
@@ -12298,7 +10802,6 @@
               </w:rPr>
               <w:t xml:space="preserve">, </w:t>
             </w:r>
-            <w:proofErr w:type="spellStart"/>
             <w:r>
               <w:rPr>
                 <w:rFonts w:eastAsia="Consolas"/>
@@ -12307,7 +10810,6 @@
               </w:rPr>
               <w:t>pattern</w:t>
             </w:r>
-            <w:proofErr w:type="spellEnd"/>
             <w:r>
               <w:rPr>
                 <w:sz w:val="24"/>
@@ -12392,18 +10894,8 @@
                 <w:sz w:val="24"/>
                 <w:szCs w:val="24"/>
               </w:rPr>
-              <w:t>aria-</w:t>
-            </w:r>
-            <w:proofErr w:type="spellStart"/>
-            <w:r>
-              <w:rPr>
-                <w:rFonts w:eastAsia="Consolas"/>
-                <w:sz w:val="24"/>
-                <w:szCs w:val="24"/>
-              </w:rPr>
-              <w:t>hidden</w:t>
-            </w:r>
-            <w:proofErr w:type="spellEnd"/>
+              <w:t>aria-hidden</w:t>
+            </w:r>
           </w:p>
         </w:tc>
       </w:tr>
@@ -12468,7 +10960,6 @@
                 <w:szCs w:val="24"/>
               </w:rPr>
             </w:pPr>
-            <w:proofErr w:type="spellStart"/>
             <w:r>
               <w:rPr>
                 <w:rFonts w:eastAsia="Consolas"/>
@@ -12477,7 +10968,6 @@
               </w:rPr>
               <w:t>address</w:t>
             </w:r>
-            <w:proofErr w:type="spellEnd"/>
             <w:r>
               <w:rPr>
                 <w:sz w:val="24"/>
@@ -12579,7 +11069,6 @@
                 <w:szCs w:val="24"/>
               </w:rPr>
             </w:pPr>
-            <w:proofErr w:type="spellStart"/>
             <w:r>
               <w:rPr>
                 <w:rFonts w:eastAsia="Consolas"/>
@@ -12588,7 +11077,6 @@
               </w:rPr>
               <w:t>caption</w:t>
             </w:r>
-            <w:proofErr w:type="spellEnd"/>
             <w:r>
               <w:rPr>
                 <w:sz w:val="24"/>
@@ -12596,7 +11084,6 @@
               </w:rPr>
               <w:t xml:space="preserve">, </w:t>
             </w:r>
-            <w:proofErr w:type="spellStart"/>
             <w:r>
               <w:rPr>
                 <w:rFonts w:eastAsia="Consolas"/>
@@ -12605,7 +11092,6 @@
               </w:rPr>
               <w:t>thead</w:t>
             </w:r>
-            <w:proofErr w:type="spellEnd"/>
             <w:r>
               <w:rPr>
                 <w:sz w:val="24"/>
@@ -12613,7 +11099,6 @@
               </w:rPr>
               <w:t xml:space="preserve">, </w:t>
             </w:r>
-            <w:proofErr w:type="spellStart"/>
             <w:r>
               <w:rPr>
                 <w:rFonts w:eastAsia="Consolas"/>
@@ -12622,7 +11107,6 @@
               </w:rPr>
               <w:t>tfoot</w:t>
             </w:r>
-            <w:proofErr w:type="spellEnd"/>
             <w:r>
               <w:rPr>
                 <w:sz w:val="24"/>
@@ -12630,7 +11114,6 @@
               </w:rPr>
               <w:t xml:space="preserve"> y </w:t>
             </w:r>
-            <w:proofErr w:type="spellStart"/>
             <w:r>
               <w:rPr>
                 <w:rFonts w:eastAsia="Consolas"/>
@@ -12639,7 +11122,6 @@
               </w:rPr>
               <w:t>scope</w:t>
             </w:r>
-            <w:proofErr w:type="spellEnd"/>
             <w:r>
               <w:rPr>
                 <w:sz w:val="24"/>
@@ -12718,7 +11200,6 @@
               </w:rPr>
               <w:t xml:space="preserve">Foco visible en todos los elementos interactivos y respeto de </w:t>
             </w:r>
-            <w:proofErr w:type="spellStart"/>
             <w:r>
               <w:rPr>
                 <w:rFonts w:eastAsia="Consolas"/>
@@ -12727,7 +11208,6 @@
               </w:rPr>
               <w:t>prefers-reduced-motion</w:t>
             </w:r>
-            <w:proofErr w:type="spellEnd"/>
           </w:p>
         </w:tc>
       </w:tr>
@@ -12861,23 +11341,13 @@
                 <w:szCs w:val="24"/>
               </w:rPr>
             </w:pPr>
-            <w:proofErr w:type="spellStart"/>
             <w:r>
               <w:rPr>
                 <w:rFonts w:eastAsia="Consolas"/>
                 <w:sz w:val="24"/>
                 <w:szCs w:val="24"/>
               </w:rPr>
-              <w:t>lang</w:t>
-            </w:r>
-            <w:proofErr w:type="spellEnd"/>
-            <w:r>
-              <w:rPr>
-                <w:rFonts w:eastAsia="Consolas"/>
-                <w:sz w:val="24"/>
-                <w:szCs w:val="24"/>
-              </w:rPr>
-              <w:t>="es-AR"</w:t>
+              <w:t>lang="es-AR"</w:t>
             </w:r>
             <w:r>
               <w:rPr>
@@ -12931,55 +11401,23 @@
           <w:sz w:val="28"/>
           <w:szCs w:val="28"/>
         </w:rPr>
-        <w:t xml:space="preserve">El proyecto pasó de seis páginas HTML sin estilos y con errores de rutas y formularios a un sitio coherente, responsive y accesible, con el aspecto definido en el diseño de referencia. Cumple los requisitos de estructura, semántica, ARIA, organización de recursos y </w:t>
-      </w:r>
-      <w:proofErr w:type="spellStart"/>
-      <w:r>
+        <w:t>El proyecto pasó de seis páginas HTML sin estilos y con errores de rutas y formularios a un sitio coherente, responsive y accesible, con el aspecto definido en el diseño de referencia. Cumple los requisitos de estructura, semántica, ARIA, organización de recursos y responsividad; la nomenclatura de clases es el único criterio que queda parcial.</w:t>
+      </w:r>
+    </w:p>
+    <w:p>
+      <w:pPr>
+        <w:spacing w:after="120"/>
         <w:rPr>
           <w:sz w:val="28"/>
           <w:szCs w:val="28"/>
         </w:rPr>
-        <w:t>responsividad</w:t>
-      </w:r>
-      <w:proofErr w:type="spellEnd"/>
+      </w:pPr>
       <w:r>
         <w:rPr>
           <w:sz w:val="28"/>
           <w:szCs w:val="28"/>
         </w:rPr>
-        <w:t>; la nomenclatura de clases es el único criterio que queda parcial.</w:t>
-      </w:r>
-    </w:p>
-    <w:p>
-      <w:pPr>
-        <w:spacing w:after="120"/>
-        <w:rPr>
-          <w:sz w:val="28"/>
-          <w:szCs w:val="28"/>
-        </w:rPr>
-      </w:pPr>
-      <w:r>
-        <w:rPr>
-          <w:sz w:val="28"/>
-          <w:szCs w:val="28"/>
-        </w:rPr>
-        <w:t xml:space="preserve">El sitio es una maqueta estática. Para vender de verdad faltan el carrito dinámico, el registro y el inicio de sesión con </w:t>
-      </w:r>
-      <w:proofErr w:type="spellStart"/>
-      <w:r>
-        <w:rPr>
-          <w:sz w:val="28"/>
-          <w:szCs w:val="28"/>
-        </w:rPr>
-        <w:t>backend</w:t>
-      </w:r>
-      <w:proofErr w:type="spellEnd"/>
-      <w:r>
-        <w:rPr>
-          <w:sz w:val="28"/>
-          <w:szCs w:val="28"/>
-        </w:rPr>
-        <w:t xml:space="preserve">, y la integración con un medio de pago. </w:t>
+        <w:t xml:space="preserve">El sitio es una maqueta estática. Para vender de verdad faltan el carrito dinámico, el registro y el inicio de sesión con backend, y la integración con un medio de pago. </w:t>
       </w:r>
     </w:p>
     <w:sectPr>
